--- a/manuscript.docx
+++ b/manuscript.docx
@@ -7,7 +7,7 @@
         <w:pStyle w:val="Title"/>
       </w:pPr>
       <w:r>
-        <w:t xml:space="preserve">An Approach to Probabilistic Disaggregation of National Flood Insurance Program (NFIP) Claims onto Building Footprints</w:t>
+        <w:t xml:space="preserve">Probabilistic Disaggregation of National Flood Insurance Program Claims onto Building Footprints</w:t>
       </w:r>
     </w:p>
     <w:p>
@@ -47,7 +47,7 @@
         <w:pStyle w:val="Date"/>
       </w:pPr>
       <w:r>
-        <w:t xml:space="preserve">2026-01-02</w:t>
+        <w:t xml:space="preserve">2026-06-27</w:t>
       </w:r>
     </w:p>
     <w:p>
@@ -63,7 +63,23 @@
         <w:pStyle w:val="Abstract"/>
       </w:pPr>
       <w:r>
-        <w:t xml:space="preserve">Aggregated National Flood Insurance Program (NFIP) claims data restrict granular flood risk analysis and the identification of localized damage patterns. This study presents a probabilistic spatial disaggregation workflow that assigns anonymized NFIP claims to building footprints while quantifying uncertainty. The approach combines hierarchical filtering with bootstrap resampling to generate building-level claim likelihood indices and uncertainty diagnostics. We apply the method to the March 2019 flood in eastern Nebraska (Dodge and Douglas counties) using OpenFEMA claims with Microsoft building footprints, parcel data, and FEMA flood zones. The baseline configuration uses ZIP/ZCTA and flood-zone matching and retains the largest structure per parcel. Sensitivity tests examine alternative spatial units, coarse coordinate constraints, construction-year tolerances, and additional covariates intended to improve matching outside mapped floodplains. Validation uses a remotely sensed inundation footprint and an independent ZIP-level comparison against FEMA Housing Assistance Owners totals. The baseline shows strong discrimination in 2019, while stratified analyses are more variable in the upper tail. Policy-based bootstraps and ACS-derived uptake rates provide context for insurance coverage. This workflow produces building-level likelihood surfaces from public NFIP data, supporting post-event analysis and local risk communication where precise claim locations are unavailable.</w:t>
+        <w:t xml:space="preserve">Aggregated National Flood Insurance Program (NFIP) claims data restrict granular flood risk analysis and the identification of localized damage patterns. This study presents a probabilistic spatial disaggregation workflow that assigns anonymized NFIP claims to building footprints while quantifying uncertainty. The approach combines hierarchical filtering with bootstrap resampling to generate building-level claim likelihood indices and uncertainty diagnostics. We apply the method to the March 2019 flood in eastern Nebraska (Dodge and Douglas counties) using OpenFEMA claims with Microsoft building footprints, parcel data, and FEMA flood zones. The baseline configuration uses ZIP Code Tabulation Area (ZCTA) and flood-zone matching and retains a single representative structure per parcel (the highest-valued building). Sensitivity tests examine alternative spatial units, coarse coordinate constraints, construction-year tolerances, and additional covariates intended to improve matching outside mapped floodplains. Validation uses a remotely sensed inundation footprint and an independent ZIP-level comparison against FEMA Housing Assistance Owners totals. The baseline shows strong discrimination in 2019, while stratified analyses are more variable in the upper tail. Policy-based bootstraps and American Community Survey (ACS)-derived uptake rates provide context for insurance coverage. This workflow produces building-level likelihood surfaces from public NFIP data, supporting post-event analysis and local risk communication where precise claim locations are unavailable.</w:t>
+      </w:r>
+    </w:p>
+    <w:p>
+      <w:pPr>
+        <w:pStyle w:val="FirstParagraph"/>
+      </w:pPr>
+      <w:r>
+        <w:t xml:space="preserve">Running title: Disaggregating Flood Claims</w:t>
+      </w:r>
+    </w:p>
+    <w:p>
+      <w:pPr>
+        <w:pStyle w:val="BodyText"/>
+      </w:pPr>
+      <w:r>
+        <w:t xml:space="preserve">Manuscript word count: approximately 4,900 words, excluding references, tables, figures, and appendix.</w:t>
       </w:r>
     </w:p>
     <w:bookmarkStart w:id="23" w:name="sec-introduction"/>
@@ -86,10 +102,10 @@
         <w:t xml:space="preserve"> </w:t>
       </w:r>
       <w:r>
-        <w:t xml:space="preserve">(Armal et al., 2020; National Weather Service, 2020)</w:t>
-      </w:r>
-      <w:r>
-        <w:t xml:space="preserve">. A March 2019 flooding in eastern Nebraska exemplifies this challenge—an unprecedented event that impacted thousands of properties across multiple states, resulting in substantial financial losses and federal disaster declarations</w:t>
+        <w:t xml:space="preserve">(Armal et al., 2020)</w:t>
+      </w:r>
+      <w:r>
+        <w:t xml:space="preserve">. A March 2019 flood in eastern Nebraska exemplifies this challenge: an unprecedented event that impacted thousands of properties across multiple states, resulting in substantial financial losses and federal disaster declarations</w:t>
       </w:r>
       <w:r>
         <w:t xml:space="preserve"> </w:t>
@@ -106,7 +122,7 @@
         <w:pStyle w:val="BodyText"/>
       </w:pPr>
       <w:r>
-        <w:t xml:space="preserve">The National Flood Insurance Program (NFIP) which serves as a vital source for national flood-loss data, anonymizes and aggregates records to preserve policyholder confidentiality. Consequently, planners, emergency managers, and researchers must often rely on aggregated spatial units, significantly limiting their ability to accurately pinpoint and analyze highly localized patterns typical of flood losses. To address this data gap, we introduce an ensemble-based probabilistic spatial disaggregation method specifically designed to link anonymized NFIP claims to individual building footprints. Our approach combines principles from probabilistic record linkage and bootstrap resampling to allocate aggregated claim records to specific structures in a statistically appropriate manner. Rather than replacing existing modeled inundation datasets, our method complements them by integrating actual NFIP claims, thereby offering a more complete picture of flood impacts and enabling identification of previously overlooked micro hotspots of flood damages.</w:t>
+        <w:t xml:space="preserve">The National Flood Insurance Program (NFIP), which serves as a vital source for national flood-loss data, anonymizes and aggregates records to preserve policyholder confidentiality. Consequently, planners, emergency managers, and researchers must often rely on aggregated spatial units, substantially limiting their ability to accurately pinpoint and analyze highly localized patterns typical of flood losses. To address this data gap, we introduce an ensemble-based probabilistic spatial disaggregation method specifically designed to link anonymized NFIP claims to individual building footprints. Our approach combines principles from probabilistic record linkage and bootstrap resampling to allocate aggregated claim records to specific structures in a statistically appropriate manner. Rather than replacing existing modeled inundation datasets, our method complements them by integrating actual NFIP claims, thereby offering a more complete picture of flood impacts and enabling identification of previously overlooked micro-hotspots of flood damage.</w:t>
       </w:r>
     </w:p>
     <w:bookmarkStart w:id="20" w:name="sec-nfip"/>
@@ -123,25 +139,25 @@
         <w:pStyle w:val="FirstParagraph"/>
       </w:pPr>
       <w:r>
-        <w:t xml:space="preserve">The NFIP, launched in 1968 when private coverage was scarce, now insures millions of properties</w:t>
-      </w:r>
-      <w:r>
-        <w:t xml:space="preserve"> </w:t>
-      </w:r>
-      <w:r>
-        <w:t xml:space="preserve">(Federal Emergency Management Agency, 2024b; Michel-Kerjan, 2010; Michel-Kerjan &amp; Kousky, 2010)</w:t>
-      </w:r>
-      <w:r>
-        <w:t xml:space="preserve">. To safeguard policyholder privacy, the Federal Emergency Management Agency (FEMA) releases only aggregated claim data—omitting precise building coordinates and other identifiers—which curtails use of the dataset by planners and researchers who need structure-level loss information to target mitigation. March 2019 flooding in Nebraska exposed this gap: damage spanned multiple jurisdictions, yet the public NFIP file does not reveal building level data on policy claims</w:t>
-      </w:r>
-      <w:r>
-        <w:t xml:space="preserve"> </w:t>
-      </w:r>
-      <w:r>
-        <w:t xml:space="preserve">(Federal Emergency Management Agency, 2025)</w:t>
-      </w:r>
-      <w:r>
-        <w:t xml:space="preserve">. To address these limitations, we propose a probabilistic method that reallocates anonymized claims to individual footprints, bridging the divide between privacy protection and actionable risk assessment.</w:t>
+        <w:t xml:space="preserve">The NFIP, launched in 1968 when private coverage was scarce, now provides flood insurance to millions of properties</w:t>
+      </w:r>
+      <w:r>
+        <w:t xml:space="preserve"> </w:t>
+      </w:r>
+      <w:r>
+        <w:t xml:space="preserve">(Federal Emergency Management Agency, 2026; Michel-Kerjan, 2010)</w:t>
+      </w:r>
+      <w:r>
+        <w:t xml:space="preserve">. To safeguard policyholder privacy, the Federal Emergency Management Agency (FEMA) releases redacted public claim data that omit precise building coordinates and direct policyholder identifiers</w:t>
+      </w:r>
+      <w:r>
+        <w:t xml:space="preserve"> </w:t>
+      </w:r>
+      <w:r>
+        <w:t xml:space="preserve">(Federal Emergency Management Agency, 2025a)</w:t>
+      </w:r>
+      <w:r>
+        <w:t xml:space="preserve">. This privacy protection curtails use of the dataset by planners and researchers who need structure-level loss information to target mitigation. March 2019 flooding in Nebraska exposed this gap: damage spanned multiple jurisdictions, yet the public NFIP file does not reveal building-level data on policy claims. To address these limitations, we propose a probabilistic method that reallocates anonymized claims to individual footprints, bridging the divide between privacy protection and actionable risk assessment.</w:t>
       </w:r>
     </w:p>
     <w:bookmarkEnd w:id="20"/>
@@ -171,7 +187,7 @@
         <w:t xml:space="preserve"> </w:t>
       </w:r>
       <w:r>
-        <w:t xml:space="preserve">has developed detailed property-level inundation models for events like the 2019 Nebraska flood, estimating flood depths at individual parcels and assigning risk ratings based on modeled water levels. Similarly, we have independently derived a detailed flood extent map using remote sensing data. These high-resolution spatial datasets reveal properties that potentially experienced flooding, but neither directly captures dimensions of insured financial losses—they cannot indicate which specific buildings submitted NFIP claims or quantify the magnitude of those losses. Furthermore, while FSF’s data provide valuable insights, the high costs associated with bulk API access often preclude widespread usage by local governments, academic researchers, and nonprofit organizations. These limitations in current approaches create an opportunity for methodological innovation in spatial disaggregation of the NFIP data. The challenge lies in developing a method that can reliably connect anonymized claims to specific structures while quantifying the inherent uncertainty in this process.</w:t>
+        <w:t xml:space="preserve">provides detailed property-level flood-risk modeling that estimates flood depths and assigns risk ratings from modeled hazard information. Similarly, we independently derived a detailed flood extent map using remote sensing data. These high-resolution modeled and remotely sensed datasets identify properties that may have experienced flooding, but neither directly captures dimensions of insured financial losses; they cannot indicate which specific buildings submitted NFIP claims or quantify the magnitude of those losses. These limitations in current approaches create an opportunity for methodological innovation in spatial disaggregation of the NFIP data. The challenge lies in developing a method that can reliably connect anonymized claims to specific structures while quantifying the inherent uncertainty in this process.</w:t>
       </w:r>
     </w:p>
     <w:bookmarkEnd w:id="21"/>
@@ -200,7 +216,7 @@
         </w:numPr>
       </w:pPr>
       <w:r>
-        <w:t xml:space="preserve">How do spatial-unit choices such as ZCTA, ZIP, and census block group, together with attribute filters like flood zone, elevation, and construction year, affect claim assignment accuracy, and which configurations yield robust performance?</w:t>
+        <w:t xml:space="preserve">How do spatial-unit choices such as ZIP Code Tabulation Area (ZCTA), ZIP, and census block group (CBG), together with attribute filters like flood zone, elevation, and construction year, affect claim assignment accuracy, and which configurations yield robust performance?</w:t>
       </w:r>
     </w:p>
     <w:p>
@@ -262,7 +278,7 @@
         <w:t xml:space="preserve"> </w:t>
       </w:r>
       <w:r>
-        <w:t xml:space="preserve">first used land-cover boundaries to refine population densities, and Tobler’s</w:t>
+        <w:t xml:space="preserve">first refined population densities by distinguishing inhabited from uninhabited land, and Tobler’s</w:t>
       </w:r>
       <w:r>
         <w:t xml:space="preserve"> </w:t>
@@ -319,7 +335,7 @@
         <w:t xml:space="preserve">(Eicher &amp; Brewer, 2001; Fisher &amp; Langford, 1996; Langford &amp; Unwin, 1994; Mennis &amp; Hultgren, 2006; Yuan et al., 1997)</w:t>
       </w:r>
       <w:r>
-        <w:t xml:space="preserve">. More recent applications harness social-media check-ins and night-time lights</w:t>
+        <w:t xml:space="preserve">. Recent reviews emphasize opportunities to use a wider range of areal features and ancillary datasets in spatial interpolation</w:t>
       </w:r>
       <w:r>
         <w:t xml:space="preserve"> </w:t>
@@ -346,7 +362,7 @@
         <w:t xml:space="preserve">(Bradley et al., 2016; Custer &amp; Nishijima, 2018)</w:t>
       </w:r>
       <w:r>
-        <w:t xml:space="preserve">. Today, hybrid machine learning ensembles combine dasymetric, geostatistical and deep-learning components, achieving state-of-the-art accuracy while systematically characterizing uncertainty</w:t>
+        <w:t xml:space="preserve">. More recently, hybrid approaches that combine dasymetric, geostatistical, and machine learning components have been developed to improve disaggregation accuracy</w:t>
       </w:r>
       <w:r>
         <w:t xml:space="preserve"> </w:t>
@@ -441,13 +457,13 @@
         <w:pStyle w:val="BodyText"/>
       </w:pPr>
       <w:r>
-        <w:t xml:space="preserve">Building on this foundation, Bayesian and machine learning approaches treat match status as a latent variable, place priors on agreement parameters, and return posterior match probabilities that propagate through downstream analyses</w:t>
-      </w:r>
-      <w:r>
-        <w:t xml:space="preserve"> </w:t>
-      </w:r>
-      <w:r>
-        <w:t xml:space="preserve">(Fortini et al., 2001; Larsen, 2002, 2005; Sadinle, 2017; Tancredi &amp; Liseo, 2011)</w:t>
+        <w:t xml:space="preserve">Building on this foundation, mixture-model, Bayesian, and machine learning approaches treat match status as latent, estimate model-based or posterior match probabilities, and propagate linkage uncertainty through downstream analyses</w:t>
+      </w:r>
+      <w:r>
+        <w:t xml:space="preserve"> </w:t>
+      </w:r>
+      <w:r>
+        <w:t xml:space="preserve">(Fortini et al., 2001; Larsen, 2005; Larsen &amp; Rubin, 2001; Sadinle, 2017; Tancredi &amp; Liseo, 2011)</w:t>
       </w:r>
       <w:r>
         <w:t xml:space="preserve">. Open-source toolkits such as fastLink and Splink combine probabilistic weighting with supervised learning and distributed computing to link millions of administrative records efficiently</w:t>
@@ -468,7 +484,7 @@
         <w:t xml:space="preserve">(Drew et al., 2025)</w:t>
       </w:r>
       <w:r>
-        <w:t xml:space="preserve">, and similar methods underpin studies in geographic epidemiology and historical map reconciliation. Across these use cases, Bayesian and machine learning linkers not only improve match quality but, crucially, provide an explicit confidence measure for every candidate pair—information we later propagate through our flood-claim disaggregation ensemble.</w:t>
+        <w:t xml:space="preserve">, and similar methods underpin studies in geographic epidemiology and historical map reconciliation. Across these use cases, Bayesian and machine learning linkers not only improve match quality but, crucially, provide an explicit confidence measure for every candidate pair, information we later propagate through our flood-claim disaggregation ensemble.</w:t>
       </w:r>
     </w:p>
     <w:bookmarkEnd w:id="25"/>
@@ -507,7 +523,7 @@
         <w:t xml:space="preserve">(1993)</w:t>
       </w:r>
       <w:r>
-        <w:t xml:space="preserve">, provides confidence intervals and error estimates, and it has become a staple for error propagation in spatial analysis as well</w:t>
+        <w:t xml:space="preserve">, provides confidence intervals and error estimates, and it has become a staple for error propagation in applied statistics</w:t>
       </w:r>
       <w:r>
         <w:t xml:space="preserve"> </w:t>
@@ -516,7 +532,7 @@
         <w:t xml:space="preserve">(Davison &amp; Hinkley, 1997)</w:t>
       </w:r>
       <w:r>
-        <w:t xml:space="preserve">. A key advantage to this approach is its flexibility; bootstraps can be applied to complex spatial models where analytic error formulas are intractable.</w:t>
+        <w:t xml:space="preserve">, including spatial analysis. A key advantage to this approach is its flexibility; bootstraps can be applied to complex spatial models where analytic error formulas are intractable.</w:t>
       </w:r>
     </w:p>
     <w:p>
@@ -602,31 +618,19 @@
         <w:t xml:space="preserve">(2013)</w:t>
       </w:r>
       <w:r>
-        <w:t xml:space="preserve">, after examining NFIP claims in Texas, questioned the adequacy of the 100-year floodplain as a comprehensive risk metric. They found that significant damage frequently occurs outside these officially mapped high-risk zones, highlighting the limitations of relying solely on regulatory maps for true risk assessment. In a subsequent landmark study, Kousky &amp; Michel-Kerjan</w:t>
-      </w:r>
-      <w:r>
-        <w:t xml:space="preserve"> </w:t>
-      </w:r>
-      <w:r>
-        <w:t xml:space="preserve">(2015)</w:t>
-      </w:r>
-      <w:r>
-        <w:t xml:space="preserve"> </w:t>
-      </w:r>
-      <w:r>
-        <w:t xml:space="preserve">conducted a nationwide analysis of more than 35 years of NFIP claims, distilling</w:t>
-      </w:r>
-      <w:r>
-        <w:t xml:space="preserve"> </w:t>
-      </w:r>
-      <w:r>
-        <w:t xml:space="preserve">“six key findings”</w:t>
-      </w:r>
-      <w:r>
-        <w:t xml:space="preserve"> </w:t>
-      </w:r>
-      <w:r>
-        <w:t xml:space="preserve">about flood insurance losses. They quantified patterns such as the concentration of repetitive losses, the distribution of claims between major events, chronic flooding, and the NFIP’s overall financial performance. This extensive data analysis established a clearer understanding of flood loss characteristics, revealing key principles—such as a small fraction of properties accounting for a large share of claims—that have become foundational to many subsequent risk models.</w:t>
+        <w:t xml:space="preserve">, after examining repetitive flood-loss claims in Harris County, Texas, questioned the adequacy of the 100-year floodplain as a comprehensive risk metric. They found that substantial losses occur outside officially mapped high-risk zones, highlighting the limitations of relying solely on regulatory maps for risk assessment. In a subsequent nationwide analysis, Kousky and Michel-Kerjan</w:t>
+      </w:r>
+      <w:r>
+        <w:t xml:space="preserve"> </w:t>
+      </w:r>
+      <w:r>
+        <w:t xml:space="preserve">(2017)</w:t>
+      </w:r>
+      <w:r>
+        <w:t xml:space="preserve"> </w:t>
+      </w:r>
+      <w:r>
+        <w:t xml:space="preserve">examined more than one million NFIP claims from 1978 through 2012 and distilled six key findings about flood insurance losses. They documented patterns such as concentration of repetitive losses, the distribution of claims between major events, and chronic flooding. This extensive data analysis established a clearer understanding of flood loss characteristics, revealing key principles such as a small fraction of properties accounting for a large share of claims.</w:t>
       </w:r>
     </w:p>
     <w:bookmarkStart w:id="28" w:name="sec-lit-spatial"/>
@@ -643,7 +647,7 @@
         <w:pStyle w:val="FirstParagraph"/>
       </w:pPr>
       <w:r>
-        <w:t xml:space="preserve">Researchers have increasingly used NFIP claims to calibrate and validate flood-risk models. Blessing et al.</w:t>
+        <w:t xml:space="preserve">Researchers have increasingly used claims and loss data alongside flood-hazard information to evaluate risk maps and planning conditions. Blessing et al.</w:t>
       </w:r>
       <w:r>
         <w:t xml:space="preserve"> </w:t>
@@ -655,7 +659,7 @@
         <w:t xml:space="preserve"> </w:t>
       </w:r>
       <w:r>
-        <w:t xml:space="preserve">evaluated the proportion of losses captured by current flood-hazard delineations; by overlaying historical claims on flood maps they showed that a notable portion of damage occurs outside designated floodplains, suggesting that official maps under-represent true risk. Such findings have spurred improvements in risk mapping. Brody et al.</w:t>
+        <w:t xml:space="preserve">evaluated the proportion of losses captured by current flood-hazard delineations; by overlaying historical claims on flood maps they showed that a notable portion of damage occurs outside designated floodplains, suggesting that official maps under-represent true risk. Brody et al.</w:t>
       </w:r>
       <w:r>
         <w:t xml:space="preserve"> </w:t>
@@ -667,7 +671,7 @@
         <w:t xml:space="preserve"> </w:t>
       </w:r>
       <w:r>
-        <w:t xml:space="preserve">combined land-use data with NFIP claims and found that increased impervious cover and loss of wetlands correlate with higher claim frequencies and payouts, underscoring the role of planning in flood-loss mitigation</w:t>
+        <w:t xml:space="preserve">combined land-use data with NFIP claims and found that surrounding land-use and land-cover conditions were associated with observed insured flood losses. Related work on the built environment, wetlands, policy learning, and Community Rating System incentives links planning and mitigation programs to flood-loss outcomes</w:t>
       </w:r>
       <w:r>
         <w:t xml:space="preserve"> </w:t>
@@ -688,7 +692,7 @@
         <w:t xml:space="preserve"> </w:t>
       </w:r>
       <w:r>
-        <w:t xml:space="preserve">fused an advanced flood-hazard model with exposure data and validated results against recorded NFIP losses to estimate present and future flood risks across the conterminous United States. Their ensemble of climate and hydrologic simulations aligned modeled loss distributions with observed claims, revealing far more Americans at risk than previously thought and illustrating the power of integrating NFIP big-data resources with physics-based models.</w:t>
+        <w:t xml:space="preserve">fused an advanced flood-hazard model with exposure data to estimate present and future flood risk across the conterminous United States, finding substantially more people at risk than suggested by regulatory floodplain maps.</w:t>
       </w:r>
     </w:p>
     <w:p>
@@ -708,7 +712,7 @@
         <w:t xml:space="preserve"> </w:t>
       </w:r>
       <w:r>
-        <w:t xml:space="preserve">demonstrates that publicly available NFIP data can support economic and policy analysis at sub-county scales by linking aggregated records to census tracts. The present study extends this line of work to building-level matching with explicit uncertainty quantification.</w:t>
+        <w:t xml:space="preserve">uses NFIP insurance-market data to study adaptation and adverse selection in disaster insurance markets. The present study extends this line of work to building-level matching with explicit uncertainty quantification.</w:t>
       </w:r>
     </w:p>
     <w:bookmarkEnd w:id="28"/>
@@ -726,7 +730,7 @@
         <w:pStyle w:val="FirstParagraph"/>
       </w:pPr>
       <w:r>
-        <w:t xml:space="preserve">A significant recent advancement is the move toward probabilistic methods in flood risk assessment. Traditional approaches used deterministic depth-damage curves; however, studies leveraging NFIP claims have revealed large variability. Wing et al.</w:t>
+        <w:t xml:space="preserve">A notable recent advance is the move toward probabilistic methods in flood risk assessment. Traditional approaches used deterministic depth-damage curves; however, studies leveraging NFIP claims have revealed large variability. Wing et al.</w:t>
       </w:r>
       <w:r>
         <w:t xml:space="preserve"> </w:t>
@@ -735,7 +739,7 @@
         <w:t xml:space="preserve">(2020)</w:t>
       </w:r>
       <w:r>
-        <w:t xml:space="preserve">, using over two million NFIP claims, demonstrated that actual building losses do not follow the simple monotonic depth-damage assumption. Instead, the relationship is better described by a probabilistic beta distribution—shallow floods sometimes cause surprisingly high damage and vice versa. They argue that uncertainty in flood losses has been the main bottleneck in flood risk studies, and their empirical analysis shows the need to replace deterministic curves with probabilistic damage functions. In line with this, McGrath et al.</w:t>
+        <w:t xml:space="preserve">, using more than two million NFIP claims, estimate empirical flood vulnerability functions and show substantial dispersion in loss outcomes at similar flood depths, motivating probabilistic rather than purely deterministic damage modeling. In line with this, McGrath et al.</w:t>
       </w:r>
       <w:r>
         <w:t xml:space="preserve"> </w:t>
@@ -747,7 +751,7 @@
         <w:t xml:space="preserve"> </w:t>
       </w:r>
       <w:r>
-        <w:t xml:space="preserve">developed probabilistic depth-damage curves for buildings, explicitly modeling the variance in damage outcomes at each depth. Such models output a distribution of possible losses rather than a single value, improving loss estimates for modeling and benefit-cost analysis of mitigation. Additionally, efforts like Dottori et al.</w:t>
+        <w:t xml:space="preserve">developed probabilistic depth-damage curves for flood-induced building losses, representing damage as a distribution rather than a single deterministic estimate. Additionally, Dottori et al.</w:t>
       </w:r>
       <w:r>
         <w:t xml:space="preserve"> </w:t>
@@ -759,7 +763,7 @@
         <w:t xml:space="preserve"> </w:t>
       </w:r>
       <w:r>
-        <w:t xml:space="preserve">use Monte Carlo simulations to produce synthetic damage datasets, integrating cost uncertainties in a flood loss model. These probabilistic approaches allow risk managers to calculate metrics like exceedance probability curves for losses or the likelihood of insurance portfolio outcomes under various scenarios.</w:t>
+        <w:t xml:space="preserve">present INSYDE, a synthetic probabilistic flood-damage model that incorporates explicit cost components and uncertainty in damage estimation. These probabilistic approaches allow risk managers to calculate metrics like exceedance probability curves for losses or the likelihood of insurance portfolio outcomes under various scenarios.</w:t>
       </w:r>
     </w:p>
     <w:p>
@@ -767,7 +771,7 @@
         <w:pStyle w:val="BodyText"/>
       </w:pPr>
       <w:r>
-        <w:t xml:space="preserve">In summary, the literature demonstrates significant advancements in spatial disaggregation, probabilistic record linkage, and methods for uncertainty quantification such as bootstrap sampling and ensemble techniques. Concurrently, research utilizing NFIP claims data highlights both its immense value and the persistent challenges posed by data aggregation for fine-scaled flood risk assessment. While these fields offer powerful tools, a critical need remains for a method that integrates these approaches to probabilistically disaggregate anonymized flood claims to individual building footprints while rigorously quantifying the inherent uncertainties.</w:t>
+        <w:t xml:space="preserve">In summary, the literature shows substantial advances in spatial disaggregation, probabilistic record linkage, and methods for uncertainty quantification such as bootstrap sampling and ensemble techniques. Concurrently, research utilizing NFIP claims data highlights both its immense value and the persistent challenges posed by data aggregation for fine-scaled flood risk assessment. While these fields offer powerful tools, a critical need remains for a method that integrates these approaches to probabilistically disaggregate anonymized flood claims to individual building footprints while rigorously quantifying the inherent uncertainties.</w:t>
       </w:r>
     </w:p>
     <w:bookmarkEnd w:id="29"/>
@@ -802,13 +806,13 @@
         <w:t xml:space="preserve"> </w:t>
       </w:r>
       <w:r>
-        <w:t xml:space="preserve">(Federal Emergency Management Agency, 2024c)</w:t>
-      </w:r>
-      <w:r>
-        <w:t xml:space="preserve"> </w:t>
-      </w:r>
-      <w:r>
-        <w:t xml:space="preserve">provides anonymized claim records with reported ZIP codes, flood-zone information, basic property attributes, and coarse coordinates, along with census identifiers. Each record carries a unique claim identifier that supports linkage without revealing policyholder locations. We focus on residential claims for the March 2019 event in Dodge and Douglas counties. Reported ZIP codes are treated as ZCTA identifiers for claims, while buildings are assigned ZCTA via TIGER/Line polygons. We do not use the coarse coordinates or census identifiers in the baseline because their spatial precision is limited; these fields are evaluated in sensitivity analyses. The March 2019 Nebraska case is used because statewide parcel data and an event-specific inundation footprint are available, enabling building-level validation; comparable inundation layers are not available for other candidate events in this study.</w:t>
+        <w:t xml:space="preserve">(Federal Emergency Management Agency, 2025a)</w:t>
+      </w:r>
+      <w:r>
+        <w:t xml:space="preserve"> </w:t>
+      </w:r>
+      <w:r>
+        <w:t xml:space="preserve">provides anonymized claim records with reported ZIP codes, flood-zone information, basic property attributes, and coarse coordinates, along with census identifiers. Each record carries a unique record identifier that supports dataset management without revealing policyholder locations. We focus on residential claims for the March 2019 event in Dodge and Douglas counties. Reported ZIP codes are treated as ZCTA identifiers for claims, while buildings are assigned ZCTA via TIGER/Line polygons. We do not use the coarse coordinates or census identifiers in the baseline because their spatial precision is limited; these fields are evaluated in sensitivity analyses. The March 2019 Nebraska case is used because statewide parcel data and an event-specific inundation footprint are available, enabling building-level validation; comparable inundation layers are not available for other candidate events in this study.</w:t>
       </w:r>
     </w:p>
     <w:p>
@@ -830,7 +834,7 @@
         <w:t xml:space="preserve"> </w:t>
       </w:r>
       <w:r>
-        <w:t xml:space="preserve">(Federal Emergency Management Agency, 2024d)</w:t>
+        <w:t xml:space="preserve">(Federal Emergency Management Agency, 2025b)</w:t>
       </w:r>
       <w:r>
         <w:t xml:space="preserve"> </w:t>
@@ -850,13 +854,13 @@
         <w:t xml:space="preserve"> </w:t>
       </w:r>
       <w:r>
-        <w:t xml:space="preserve">(Federal Emergency Management Agency, 2024e)</w:t>
-      </w:r>
-      <w:r>
-        <w:t xml:space="preserve"> </w:t>
-      </w:r>
-      <w:r>
-        <w:t xml:space="preserve">to compare ZIP-level claim likelihoods with FEMA Individual Assistance totals for disaster 4420 (2019). We also use 2019 ACS ZCTA housing and income estimates</w:t>
+        <w:t xml:space="preserve">(Federal Emergency Management Agency, 2025c)</w:t>
+      </w:r>
+      <w:r>
+        <w:t xml:space="preserve"> </w:t>
+      </w:r>
+      <w:r>
+        <w:t xml:space="preserve">to compare ZIP-level claim likelihoods with FEMA housing assistance totals for disaster 4420 (2019). We also use 2019 American Community Survey (ACS) ZCTA housing and income estimates</w:t>
       </w:r>
       <w:r>
         <w:t xml:space="preserve"> </w:t>
@@ -888,7 +892,7 @@
         <w:t xml:space="preserve"> </w:t>
       </w:r>
       <w:r>
-        <w:t xml:space="preserve">and supplementary geographic data such as USGS 3DEP elevation. These additional data sources provide the necessary context for disaggregating the claim records into building-based estimates. Thus, by applying a probabilistic matching framework—which leverages shared spatial characteristics such as flood zone, census block, and building type—we can refine the allocation of claims to potential building locations. This integrated approach not only mitigates the limitations imposed by the aggregated nature of the NFIP data but also enables subsequent spatial analyses, such as the calculation of Moran’s I and hotspot detection.</w:t>
+        <w:t xml:space="preserve">and supplementary geographic data such as USGS 3DEP elevation. These additional data sources provide the necessary context for disaggregating the claim records into building-based estimates. Thus, by applying a probabilistic matching framework that leverages shared spatial characteristics such as flood zone, census block, and building type, we can refine the allocation of claims to potential building locations. This integrated approach not only mitigates the limitations imposed by the aggregated nature of the NFIP data but also enables subsequent spatial analyses, such as the calculation of Moran’s I and hotspot detection.</w:t>
       </w:r>
     </w:p>
     <w:bookmarkEnd w:id="32"/>
@@ -906,7 +910,7 @@
         <w:pStyle w:val="FirstParagraph"/>
       </w:pPr>
       <w:r>
-        <w:t xml:space="preserve">The Microsoft Building Footprints dataset provides the core spatial framework for linking aggregated NFIP claims to individual structures. This dataset comprises high-resolution building polygons generated via computer-vision techniques applied to aerial imagery, encompassing both urban and rural areas of eastern Nebraska. While the base dataset includes only building geometries, we enhance it with Nebraska statewide parcel-assessor records from 2023, which are proprietary and available for purchase from the State of Nebraska. These records provide structural characteristics such as land-use/classification codes, assessed improvement values, parcel ZIP codes, and year of construction. These attributes support the largest-building-per-parcel filter and the construction-year sensitivity test described below. Microsoft Building Footprints were selected for their statewide coverage and compatibility with parcel joins; alternative structure datasets such as the National Structures Inventory or FEMA structures could be substituted in future applications.</w:t>
+        <w:t xml:space="preserve">The Microsoft Building Footprints dataset provides the core spatial framework for linking aggregated NFIP claims to individual structures. This dataset comprises high-resolution building polygons generated via computer-vision techniques applied to satellite imagery, encompassing both urban and rural areas of eastern Nebraska. While the base dataset includes only building geometries, we enhance it with Nebraska statewide parcel-assessor records from 2023, which are proprietary and available for purchase from the State of Nebraska. These records provide structural characteristics such as land-use/classification codes, assessed improvement values, parcel ZIP codes, and year of construction. These attributes support the largest-building-per-parcel filter and the construction-year sensitivity test described below. Microsoft Building Footprints were selected for their statewide coverage and compatibility with parcel joins; alternative structure datasets such as the National Structures Inventory or FEMA structures could be substituted in future applications.</w:t>
       </w:r>
     </w:p>
     <w:p>
@@ -1056,7 +1060,7 @@
               <w:t xml:space="preserve"> </w:t>
             </w:r>
             <w:r>
-              <w:t xml:space="preserve">(Federal Emergency Management Agency, 2024c)</w:t>
+              <w:t xml:space="preserve">(Federal Emergency Management Agency, 2025a)</w:t>
             </w:r>
           </w:p>
         </w:tc>
@@ -1119,7 +1123,7 @@
               <w:t xml:space="preserve"> </w:t>
             </w:r>
             <w:r>
-              <w:t xml:space="preserve">(Federal Emergency Management Agency, 2024d)</w:t>
+              <w:t xml:space="preserve">(Federal Emergency Management Agency, 2025b)</w:t>
             </w:r>
           </w:p>
         </w:tc>
@@ -1182,7 +1186,7 @@
               <w:t xml:space="preserve"> </w:t>
             </w:r>
             <w:r>
-              <w:t xml:space="preserve">(Federal Emergency Management Agency, 2024e)</w:t>
+              <w:t xml:space="preserve">(Federal Emergency Management Agency, 2025c)</w:t>
             </w:r>
           </w:p>
         </w:tc>
@@ -1228,7 +1232,7 @@
               <w:pStyle w:val="Compact"/>
             </w:pPr>
             <w:r>
-              <w:t xml:space="preserve">Flood hazard (NFHL)</w:t>
+              <w:t xml:space="preserve">Flood hazard (National Flood Hazard Layer, NFHL)</w:t>
             </w:r>
           </w:p>
         </w:tc>
@@ -1245,7 +1249,7 @@
               <w:t xml:space="preserve"> </w:t>
             </w:r>
             <w:r>
-              <w:t xml:space="preserve">(Federal Emergency Management Agency, 2024a)</w:t>
+              <w:t xml:space="preserve">(Federal Emergency Management Agency, 2024)</w:t>
             </w:r>
           </w:p>
         </w:tc>
@@ -1267,7 +1271,7 @@
               <w:pStyle w:val="Compact"/>
             </w:pPr>
             <w:r>
-              <w:t xml:space="preserve">flood-zone and SFHA indicators</w:t>
+              <w:t xml:space="preserve">flood-zone and Special Flood-Hazard Area (SFHA) indicators</w:t>
             </w:r>
           </w:p>
         </w:tc>
@@ -1734,7 +1738,7 @@
         <w:pStyle w:val="FirstParagraph"/>
       </w:pPr>
       <w:r>
-        <w:t xml:space="preserve">Flood-zone designations provide critical context for understanding the risk environment of affected properties. Most claims fall inside the Special Flood-Hazard Area (SFHA), with a smaller share outside mapped floodplains. Policies in force indicate that SFHA penetration is well below full coverage when compared to the candidate building stock. Because Zone X records do not include base flood elevation values, the elevation filter can be enforced for most SFHA records but not for Zone X claims and policies, which must rely on coarser spatial constraints.</w:t>
+        <w:t xml:space="preserve">Flood-zone designations provide critical context for understanding the risk environment of affected properties. Most claims fall inside the SFHA, with a smaller share outside mapped floodplains. Policies in force indicate that SFHA penetration is well below full coverage when compared to the candidate building stock. Because Zone X records do not include base flood elevation values, the elevation filter can be enforced for most SFHA records but not for Zone X claims and policies, which must rely on coarser spatial constraints.</w:t>
       </w:r>
     </w:p>
     <w:bookmarkEnd w:id="36"/>
@@ -1768,7 +1772,7 @@
         <w:pStyle w:val="BodyText"/>
       </w:pPr>
       <w:r>
-        <w:t xml:space="preserve">Following grouping, we identify candidate buildings for each claim through a hierarchical filtering process that progressively narrows potential matches. We focus on residential buildings and, for the baseline configuration, retain only the largest building footprint per parcel. We then apply spatial constraints to include only buildings within the same ZCTA and flood zone as the claim, harmonizing flood-zone labels for consistency. Optional filters include elevation, construction-year tolerance, assessed-value tolerance, slope, and distance-to-SFHA for outside-floodplain claims. Each filter is applied only when relevant fields are available and only if it does not eliminate all candidates, ensuring claims with limited ancillary data still yield matches.</w:t>
+        <w:t xml:space="preserve">Following grouping, we identify candidate buildings for each claim through a hierarchical filtering process that progressively narrows potential matches. We focus on residential buildings and, for the baseline configuration, retain a single building per parcel: the structure with the highest assessed value, used as a proxy for the primary insured building. We refer to this as the largest-building-per-parcel filter throughout. We then apply spatial constraints to include only buildings within the same ZCTA and flood zone as the claim, harmonizing flood-zone labels for consistency. Optional filters include elevation, construction-year tolerance, assessed-value tolerance, slope, and distance-to-SFHA for outside-floodplain claims. Each filter is applied only when relevant fields are available and only if it does not eliminate all candidates, ensuring claims with limited ancillary data still yield matches.</w:t>
       </w:r>
     </w:p>
     <w:p>
@@ -1819,7 +1823,30 @@
         <w:t xml:space="preserve"> </w:t>
       </w:r>
       <w:r>
-        <w:t xml:space="preserve">independent draws with replacement from its pool of candidate structures, selecting one candidate structure per draw. Candidates are sampled uniformly after filtering; filters constrain the candidate set rather than impose a ranking rule. The collection of these</w:t>
+        <w:t xml:space="preserve">independent draws with replacement from its pool of candidate structures, selecting one candidate structure per draw. We set</w:t>
+      </w:r>
+      <w:r>
+        <w:t xml:space="preserve"> </w:t>
+      </w:r>
+      <m:oMath>
+        <m:r>
+          <m:t>n</m:t>
+        </m:r>
+        <m:r>
+          <m:rPr>
+            <m:sty m:val="p"/>
+          </m:rPr>
+          <m:t>=</m:t>
+        </m:r>
+        <m:r>
+          <m:t>1000</m:t>
+        </m:r>
+      </m:oMath>
+      <w:r>
+        <w:t xml:space="preserve"> </w:t>
+      </w:r>
+      <w:r>
+        <w:t xml:space="preserve">draws per claim throughout this study. Candidates are sampled uniformly after filtering; filters constrain the candidate set rather than impose a ranking rule. The collection of these</w:t>
       </w:r>
       <w:r>
         <w:t xml:space="preserve"> </w:t>
@@ -2394,21 +2421,7 @@
         <w:pStyle w:val="FirstParagraph"/>
       </w:pPr>
       <w:r>
-        <w:t xml:space="preserve">This formula represents the probability that building</w:t>
-      </w:r>
-      <w:r>
-        <w:t xml:space="preserve"> </w:t>
-      </w:r>
-      <m:oMath>
-        <m:r>
-          <m:t>b</m:t>
-        </m:r>
-      </m:oMath>
-      <w:r>
-        <w:t xml:space="preserve"> </w:t>
-      </w:r>
-      <w:r>
-        <w:t xml:space="preserve">is selected by at least one claim within that spatial unit.</w:t>
+        <w:t xml:space="preserve">This ratio is the expected number of claims per building in the unit, equivalently a uniform per-building claim rate; it approximates the probability that a building is associated with at least one claim only when that rate is small.</w:t>
       </w:r>
     </w:p>
     <w:tbl>
@@ -2883,7 +2896,7 @@
         <w:pStyle w:val="BodyText"/>
       </w:pPr>
       <w:r>
-        <w:t xml:space="preserve">Validation against the inundation footprint indicates strong discrimination for the baseline ZCTA+flood-zone configuration, with ROC-AUC 0.959 in Dodge and 0.899 in Douglas and PR-AUC 0.866 and 0.691, respectively. Because PR-AUC depends on class prevalence, Table</w:t>
+        <w:t xml:space="preserve">Validation against the inundation footprint indicates strong discrimination for the baseline ZCTA+flood-zone configuration, with the area under the receiver operating characteristic curve (ROC-AUC) at 0.959 in Dodge and 0.899 in Douglas and the area under the precision-recall curve (PR-AUC) at 0.866 and 0.691, respectively. Because PR-AUC depends on class prevalence, Table</w:t>
       </w:r>
       <w:r>
         <w:t xml:space="preserve"> </w:t>
@@ -3115,6 +3128,14 @@
         <w:pStyle w:val="BodyText"/>
       </w:pPr>
       <w:r>
+        <w:t xml:space="preserve">Note: Ratios are computed from unrounded prevalence (Dodge 0.2787; Douglas 0.2962); displayed prevalence is rounded to three decimals.</w:t>
+      </w:r>
+    </w:p>
+    <w:p>
+      <w:pPr>
+        <w:pStyle w:val="BodyText"/>
+      </w:pPr>
+      <w:r>
         <w:t xml:space="preserve">Figure</w:t>
       </w:r>
       <w:r>
@@ -3184,6 +3205,28 @@
       </w:r>
       <w:r>
         <w:t xml:space="preserve">compares ROC-AUC, PR-AUC, and Brier scores across spatial-unit variants.</w:t>
+      </w:r>
+    </w:p>
+    <w:p>
+      <w:pPr>
+        <w:pStyle w:val="BodyText"/>
+      </w:pPr>
+      <w:r>
+        <w:t xml:space="preserve">Although the bootstrap model improves discrimination over the naive spatial baselines (ROC-AUC 0.959 versus 0.868 for the ZCTA and flood-zone largest-building naive model in Dodge;</w:t>
+      </w:r>
+      <w:r>
+        <w:t xml:space="preserve"> </w:t>
+      </w:r>
+      <w:hyperlink w:anchor="tbl-naive">
+        <w:r>
+          <w:rPr>
+            <w:rStyle w:val="Hyperlink"/>
+          </w:rPr>
+          <w:t xml:space="preserve">Table 1</w:t>
+        </w:r>
+      </w:hyperlink>
+      <w:r>
+        <w:t xml:space="preserve">), its Brier score is higher (0.278 versus 0.049), reflecting a calibration cost from concentrating probability mass on fewer candidate buildings.</w:t>
       </w:r>
     </w:p>
     <w:tbl>
@@ -5273,7 +5316,7 @@
         <w:t xml:space="preserve"> </w:t>
       </w:r>
       <w:r>
-        <w:t xml:space="preserve">shows that high-loss strata are more variable, especially in Douglas County, where the highest-payment group is small and discrimination deteriorates.</w:t>
+        <w:t xml:space="preserve">shows that high-loss strata are more variable, especially in Douglas County, where the highest-payment group is small (n = 19) and discrimination falls below chance (ROC-AUC 0.371), indicating unstable, inverted rankings rather than reliable separation.</w:t>
       </w:r>
     </w:p>
     <w:tbl>
@@ -5872,6 +5915,14 @@
         </w:tc>
       </w:tr>
     </w:tbl>
+    <w:p>
+      <w:pPr>
+        <w:pStyle w:val="BodyText"/>
+      </w:pPr>
+      <w:r>
+        <w:t xml:space="preserve">Note: Claims are per-stratum totals; ROC-AUC, PR-AUC, and Brier are computed on the matched subset (Dodge 239 of 240; Douglas 178 of 183).</w:t>
+      </w:r>
+    </w:p>
     <w:bookmarkEnd w:id="86"/>
     <w:bookmarkStart w:id="88" w:name="sec-results-ia"/>
     <w:p>
@@ -5904,7 +5955,7 @@
         <w:t xml:space="preserve"> </w:t>
       </w:r>
       <w:r>
-        <w:t xml:space="preserve">reports Pearson and Spearman correlations with total approved IHP amounts and approved counts, reporting correlations when ZIP overlap is at least four. Dodge County and Douglas County meet this threshold in 2019 (Douglas sits at the minimum), so those correlations should be interpreted cautiously; with only a handful of ZIPs, rank correlations are unstable.</w:t>
+        <w:t xml:space="preserve">reports Pearson and Spearman correlations with total approved Individuals and Households Program (IHP) amounts and approved counts, reporting correlations when ZIP overlap is at least four. Dodge County and Douglas County meet this threshold in 2019 (Douglas sits at the minimum), so those correlations should be interpreted cautiously; with only a handful of ZIPs, rank correlations are unstable.</w:t>
       </w:r>
     </w:p>
     <w:tbl>
@@ -6272,7 +6323,7 @@
         <w:t xml:space="preserve"> </w:t>
       </w:r>
       <w:r>
-        <w:t xml:space="preserve">shows that policy distributions are more diffuse than claim distributions, reflecting partial insurance penetration. In Dodge County, the policy and claim distributions differ significantly; KS = 0.346 with</w:t>
+        <w:t xml:space="preserve">shows that policy distributions are more diffuse than claim distributions, reflecting partial insurance penetration. In Dodge County, the policy and claim distributions differ significantly (Kolmogorov-Smirnov KS = 0.346,</w:t>
       </w:r>
       <w:r>
         <w:t xml:space="preserve"> </w:t>
@@ -6285,14 +6336,14 @@
           <m:rPr>
             <m:sty m:val="p"/>
           </m:rPr>
-          <m:t>≈</m:t>
+          <m:t>&lt;</m:t>
         </m:r>
         <m:r>
-          <m:t>0</m:t>
+          <m:t>0.001</m:t>
         </m:r>
       </m:oMath>
       <w:r>
-        <w:t xml:space="preserve">, but they are positively correlated across buildings, Pearson</w:t>
+        <w:t xml:space="preserve">), but they are positively correlated across buildings, Pearson</w:t>
       </w:r>
       <w:r>
         <w:t xml:space="preserve"> </w:t>
@@ -6344,7 +6395,7 @@
         </m:r>
       </m:oMath>
       <w:r>
-        <w:t xml:space="preserve">. In Douglas County, distributions differ sharply; KS = 0.909 with</w:t>
+        <w:t xml:space="preserve">. In Douglas County, distributions differ sharply (KS = 0.909,</w:t>
       </w:r>
       <w:r>
         <w:t xml:space="preserve"> </w:t>
@@ -6357,14 +6408,14 @@
           <m:rPr>
             <m:sty m:val="p"/>
           </m:rPr>
-          <m:t>≈</m:t>
+          <m:t>&lt;</m:t>
         </m:r>
         <m:r>
-          <m:t>0</m:t>
+          <m:t>0.001</m:t>
         </m:r>
       </m:oMath>
       <w:r>
-        <w:t xml:space="preserve">, yet they retain strong rank correlation, Pearson</w:t>
+        <w:t xml:space="preserve">), yet they retain strong positive correlation across buildings, Pearson</w:t>
       </w:r>
       <w:r>
         <w:t xml:space="preserve"> </w:t>
@@ -6889,7 +6940,7 @@
         <w:pStyle w:val="BodyText"/>
       </w:pPr>
       <w:r>
-        <w:t xml:space="preserve">The method serves practitioners and researchers working with publicly available data, for whom confidential NFIP coordinates are inaccessible. Although FOIA requests can yield more precise locations, such requests involve processing delays and are not routinely feasible for local governments or time-sensitive post-event analysis. In this context, disaggregated likelihood scores can support post-event assessments, micro-hotspot identification, and communication about where insured losses were concentrated. These outputs should not be interpreted as direct forecasts of future losses; rather, they offer a structured way to spatialize historical claim evidence under anonymization constraints.</w:t>
+        <w:t xml:space="preserve">The method serves practitioners and researchers working with publicly available data, for whom confidential NFIP coordinates are inaccessible. Although Freedom of Information Act (FOIA) requests can yield more precise locations, such requests involve processing delays and are not routinely feasible for local governments or time-sensitive post-event analysis. In this context, disaggregated likelihood scores can support post-event assessments, micro-hotspot identification, and communication about where insured losses were concentrated. These outputs should not be interpreted as direct forecasts of future losses; rather, they offer a structured way to spatialize historical claim evidence under anonymization constraints.</w:t>
       </w:r>
       <w:r>
         <w:t xml:space="preserve"> </w:t>
@@ -6939,7 +6990,7 @@
         <w:pStyle w:val="Heading1"/>
       </w:pPr>
       <w:r>
-        <w:t xml:space="preserve">Data and Code Availability</w:t>
+        <w:t xml:space="preserve">Data Availability Statement</w:t>
       </w:r>
     </w:p>
     <w:p>
@@ -6947,11 +6998,11 @@
         <w:pStyle w:val="FirstParagraph"/>
       </w:pPr>
       <w:r>
-        <w:t xml:space="preserve">Code, derived outputs, and documentation are available at https://github.com/jrandre2/NFIP-Disaggregation-CENTAUR. All input datasets are publicly available from OpenFEMA, FEMA NFHL, USGS 3DEP, and the U.S. Census Bureau; Nebraska parcel data are sourced from statewide assessor records. The FEMA Housing Assistance Owners dataset used for external validation is available at https://www.fema.gov/openfema-data-page/housing-assistance-owners.</w:t>
+        <w:t xml:space="preserve">Code, derived outputs, and documentation are available at https://github.com/jrandre2/NFIP-Disaggregation-CENTAUR. Public input datasets are available from OpenFEMA, FEMA NFHL, USGS 3DEP, and the U.S. Census Bureau. Nebraska parcel assessor records are statewide assessor data available through the State of Nebraska, and the Nebraska Department of Natural Resources inundation polygon used for validation was provided to the project as non-public geospatial data. The FEMA Housing Assistance Program Data - Owners dataset used for external validation is available at https://www.fema.gov/openfema-data-page/housing-assistance-program-data-owners-v2.</w:t>
       </w:r>
     </w:p>
     <w:bookmarkEnd w:id="94"/>
-    <w:bookmarkStart w:id="211" w:name="references"/>
+    <w:bookmarkStart w:id="210" w:name="references"/>
     <w:p>
       <w:pPr>
         <w:pStyle w:val="Heading1"/>
@@ -6960,14 +7011,14 @@
         <w:t xml:space="preserve">References</w:t>
       </w:r>
     </w:p>
-    <w:bookmarkStart w:id="210" w:name="refs"/>
+    <w:bookmarkStart w:id="209" w:name="refs"/>
     <w:bookmarkStart w:id="96" w:name="ref-armal2020"/>
     <w:p>
       <w:pPr>
         <w:pStyle w:val="Bibliography"/>
       </w:pPr>
       <w:r>
-        <w:t xml:space="preserve">Armal, S., Porter, J. R., Lingle, B., Chu, Z., Marston, M. L., &amp; Wing, O. E. J. (2020). Assessing property level economic impacts of climate in the</w:t>
+        <w:t xml:space="preserve">Armal, S., Porter, J., Lingle, B., Chu, Z., Marston, M., &amp; Wing, O. (2020). Assessing property level economic impacts of climate in the</w:t>
       </w:r>
       <w:r>
         <w:t xml:space="preserve"> </w:t>
@@ -7070,7 +7121,7 @@
         <w:pStyle w:val="Bibliography"/>
       </w:pPr>
       <w:r>
-        <w:t xml:space="preserve">Bradley, J. R., Wikle, C. K., &amp; Holan, S. H. (2016). Bayesian spatial change of support for count-valued survey data.</w:t>
+        <w:t xml:space="preserve">Bradley, J. R., Wikle, C. K., &amp; Holan, S. H. (2016). Bayesian spatial change of support for count-valued survey data with application to the american community survey.</w:t>
       </w:r>
       <w:r>
         <w:t xml:space="preserve"> </w:t>
@@ -7294,7 +7345,7 @@
           <w:rPr>
             <w:rStyle w:val="Hyperlink"/>
           </w:rPr>
-          <w:t xml:space="preserve">https://doi.org/10.1111/j.1467-7717.2007.01036.x</w:t>
+          <w:t xml:space="preserve">https://doi.org/10.1111/j.1467-7717.2007.01024.x</w:t>
         </w:r>
       </w:hyperlink>
     </w:p>
@@ -7305,17 +7356,17 @@
         <w:pStyle w:val="Bibliography"/>
       </w:pPr>
       <w:r>
-        <w:t xml:space="preserve">Comber, A., &amp; Zeng, W. (2019). Spatial interpolation using ancillary data: A combined quantitative and qualitative framework.</w:t>
-      </w:r>
-      <w:r>
-        <w:t xml:space="preserve"> </w:t>
-      </w:r>
-      <w:r>
-        <w:rPr>
-          <w:i/>
-          <w:iCs/>
-        </w:rPr>
-        <w:t xml:space="preserve">ISPRS International Journal of Geo-Information</w:t>
+        <w:t xml:space="preserve">Comber, A., &amp; Zeng, W. (2019). Spatial interpolation using areal features: A review of methods and opportunities using new forms of data with coded illustrations.</w:t>
+      </w:r>
+      <w:r>
+        <w:t xml:space="preserve"> </w:t>
+      </w:r>
+      <w:r>
+        <w:rPr>
+          <w:i/>
+          <w:iCs/>
+        </w:rPr>
+        <w:t xml:space="preserve">Geography Compass</w:t>
       </w:r>
       <w:r>
         <w:t xml:space="preserve">,</w:t>
@@ -7328,10 +7379,10 @@
           <w:i/>
           <w:iCs/>
         </w:rPr>
-        <w:t xml:space="preserve">8</w:t>
-      </w:r>
-      <w:r>
-        <w:t xml:space="preserve">(7), 303.</w:t>
+        <w:t xml:space="preserve">13</w:t>
+      </w:r>
+      <w:r>
+        <w:t xml:space="preserve">(10), e12465.</w:t>
       </w:r>
       <w:r>
         <w:t xml:space="preserve"> </w:t>
@@ -7341,7 +7392,7 @@
           <w:rPr>
             <w:rStyle w:val="Hyperlink"/>
           </w:rPr>
-          <w:t xml:space="preserve">https://doi.org/10.3390/ijgi8070303</w:t>
+          <w:t xml:space="preserve">https://doi.org/10.1111/gec3.12465</w:t>
         </w:r>
       </w:hyperlink>
     </w:p>
@@ -7389,7 +7440,7 @@
         <w:pStyle w:val="Bibliography"/>
       </w:pPr>
       <w:r>
-        <w:t xml:space="preserve">Custer, R., &amp; Nishijima, K. (2018). Probabilistic disaggregation of a spatial portfolio of exposure for natural-hazard risk assessment.</w:t>
+        <w:t xml:space="preserve">Custer, R., &amp; Nishijima, K. (2018). Probabilistic disaggregation of a spatial portfolio of exposure for natural hazard risk assessment.</w:t>
       </w:r>
       <w:r>
         <w:t xml:space="preserve"> </w:t>
@@ -7459,7 +7510,7 @@
         <w:pStyle w:val="Bibliography"/>
       </w:pPr>
       <w:r>
-        <w:t xml:space="preserve">Dottori, F., Figueiredo, R., Martina, M. L., Molinari, D., &amp; Scorzini, A. R. (2016). INSYDE: A synthetic, probabilistic flood-damage model based on explicit cost analysis.</w:t>
+        <w:t xml:space="preserve">Dottori, F., Figueiredo, R., Martina, M. L. V., Molinari, D., &amp; Scorzini, A. R. (2016). INSYDE: A synthetic, probabilistic flood damage model based on explicit cost analysis.</w:t>
       </w:r>
       <w:r>
         <w:t xml:space="preserve"> </w:t>
@@ -7532,7 +7583,7 @@
         <w:t xml:space="preserve">19</w:t>
       </w:r>
       <w:r>
-        <w:t xml:space="preserve">(3), 1–26.</w:t>
+        <w:t xml:space="preserve">(3), 2027–2052.</w:t>
       </w:r>
       <w:r>
         <w:t xml:space="preserve"> </w:t>
@@ -7623,17 +7674,17 @@
         <w:pStyle w:val="Bibliography"/>
       </w:pPr>
       <w:r>
-        <w:t xml:space="preserve">Eicher, C., &amp; Brewer, C. A. (2001). A revised dasymetric method for spatial allocation.</w:t>
-      </w:r>
-      <w:r>
-        <w:t xml:space="preserve"> </w:t>
-      </w:r>
-      <w:r>
-        <w:rPr>
-          <w:i/>
-          <w:iCs/>
-        </w:rPr>
-        <w:t xml:space="preserve">International Journal of Geographical Information Science</w:t>
+        <w:t xml:space="preserve">Eicher, C. L., &amp; Brewer, C. A. (2001). Dasymetric mapping and areal interpolation: Implementation and evaluation.</w:t>
+      </w:r>
+      <w:r>
+        <w:t xml:space="preserve"> </w:t>
+      </w:r>
+      <w:r>
+        <w:rPr>
+          <w:i/>
+          <w:iCs/>
+        </w:rPr>
+        <w:t xml:space="preserve">Cartography and Geographic Information Science</w:t>
       </w:r>
       <w:r>
         <w:t xml:space="preserve">,</w:t>
@@ -7646,10 +7697,10 @@
           <w:i/>
           <w:iCs/>
         </w:rPr>
-        <w:t xml:space="preserve">15</w:t>
-      </w:r>
-      <w:r>
-        <w:t xml:space="preserve">(7), 639–659.</w:t>
+        <w:t xml:space="preserve">28</w:t>
+      </w:r>
+      <w:r>
+        <w:t xml:space="preserve">(2), 125–138.</w:t>
       </w:r>
       <w:r>
         <w:t xml:space="preserve"> </w:t>
@@ -7659,7 +7710,7 @@
           <w:rPr>
             <w:rStyle w:val="Hyperlink"/>
           </w:rPr>
-          <w:t xml:space="preserve">https://doi.org/10.1080/13658810110061154</w:t>
+          <w:t xml:space="preserve">https://doi.org/10.1559/152304001782173727</w:t>
         </w:r>
       </w:hyperlink>
     </w:p>
@@ -7717,7 +7768,7 @@
         <w:pStyle w:val="Bibliography"/>
       </w:pPr>
       <w:r>
-        <w:t xml:space="preserve">Federal Emergency Management Agency. (2024a).</w:t>
+        <w:t xml:space="preserve">Federal Emergency Management Agency. (2024).</w:t>
       </w:r>
       <w:r>
         <w:t xml:space="preserve"> </w:t>
@@ -7748,46 +7799,65 @@
       </w:r>
     </w:p>
     <w:bookmarkEnd w:id="128"/>
-    <w:bookmarkStart w:id="129" w:name="ref-fema2024"/>
+    <w:bookmarkStart w:id="130" w:name="ref-fema_openfema_claims"/>
     <w:p>
       <w:pPr>
         <w:pStyle w:val="Bibliography"/>
       </w:pPr>
       <w:r>
-        <w:t xml:space="preserve">Federal Emergency Management Agency. (2024b).</w:t>
-      </w:r>
-      <w:r>
-        <w:t xml:space="preserve"> </w:t>
-      </w:r>
-      <w:r>
-        <w:rPr>
-          <w:i/>
-          <w:iCs/>
-        </w:rPr>
-        <w:t xml:space="preserve">OpenFEMA dataset: FIMA NFIP redacted claims</w:t>
-      </w:r>
-      <w:r>
-        <w:t xml:space="preserve">. https://www.fema.gov/openfema-data-page/fima-nfip-redacted-claims.</w:t>
-      </w:r>
-    </w:p>
-    <w:bookmarkEnd w:id="129"/>
-    <w:bookmarkStart w:id="131" w:name="ref-fema_openfema_claims"/>
-    <w:p>
-      <w:pPr>
-        <w:pStyle w:val="Bibliography"/>
-      </w:pPr>
-      <w:r>
-        <w:t xml:space="preserve">Federal Emergency Management Agency. (2024c).</w:t>
-      </w:r>
-      <w:r>
-        <w:t xml:space="preserve"> </w:t>
-      </w:r>
-      <w:r>
-        <w:rPr>
-          <w:i/>
-          <w:iCs/>
-        </w:rPr>
-        <w:t xml:space="preserve">OpenFEMA dataset: FimaNfipClaims</w:t>
+        <w:t xml:space="preserve">Federal Emergency Management Agency. (2025a).</w:t>
+      </w:r>
+      <w:r>
+        <w:t xml:space="preserve"> </w:t>
+      </w:r>
+      <w:r>
+        <w:rPr>
+          <w:i/>
+          <w:iCs/>
+        </w:rPr>
+        <w:t xml:space="preserve">OpenFEMA dataset:</w:t>
+      </w:r>
+      <w:r>
+        <w:rPr>
+          <w:i/>
+          <w:iCs/>
+        </w:rPr>
+        <w:t xml:space="preserve"> </w:t>
+      </w:r>
+      <w:r>
+        <w:rPr>
+          <w:i/>
+          <w:iCs/>
+        </w:rPr>
+        <w:t xml:space="preserve">FIMA</w:t>
+      </w:r>
+      <w:r>
+        <w:rPr>
+          <w:i/>
+          <w:iCs/>
+        </w:rPr>
+        <w:t xml:space="preserve"> </w:t>
+      </w:r>
+      <w:r>
+        <w:rPr>
+          <w:i/>
+          <w:iCs/>
+        </w:rPr>
+        <w:t xml:space="preserve">NFIP</w:t>
+      </w:r>
+      <w:r>
+        <w:rPr>
+          <w:i/>
+          <w:iCs/>
+        </w:rPr>
+        <w:t xml:space="preserve"> </w:t>
+      </w:r>
+      <w:r>
+        <w:rPr>
+          <w:i/>
+          <w:iCs/>
+        </w:rPr>
+        <w:t xml:space="preserve">redacted claims - v2</w:t>
       </w:r>
       <w:r>
         <w:t xml:space="preserve">.</w:t>
@@ -7795,36 +7865,78 @@
       <w:r>
         <w:t xml:space="preserve"> </w:t>
       </w:r>
-      <w:hyperlink r:id="rId130">
+      <w:hyperlink r:id="rId129">
         <w:r>
           <w:rPr>
             <w:rStyle w:val="Hyperlink"/>
           </w:rPr>
-          <w:t xml:space="preserve">https://www.fema.gov/openfema-data-page/fima-nfip-claims</w:t>
+          <w:t xml:space="preserve">https://www.fema.gov/openfema-data-page/fima-nfip-redacted-claims-v2</w:t>
         </w:r>
       </w:hyperlink>
       <w:r>
         <w:t xml:space="preserve">.</w:t>
       </w:r>
     </w:p>
-    <w:bookmarkEnd w:id="131"/>
-    <w:bookmarkStart w:id="133" w:name="ref-fema_openfema_policies"/>
+    <w:bookmarkEnd w:id="130"/>
+    <w:bookmarkStart w:id="132" w:name="ref-fema_openfema_policies"/>
     <w:p>
       <w:pPr>
         <w:pStyle w:val="Bibliography"/>
       </w:pPr>
       <w:r>
-        <w:t xml:space="preserve">Federal Emergency Management Agency. (2024d).</w:t>
-      </w:r>
-      <w:r>
-        <w:t xml:space="preserve"> </w:t>
-      </w:r>
-      <w:r>
-        <w:rPr>
-          <w:i/>
-          <w:iCs/>
-        </w:rPr>
-        <w:t xml:space="preserve">OpenFEMA dataset: FimaNfipPolicies</w:t>
+        <w:t xml:space="preserve">Federal Emergency Management Agency. (2025b).</w:t>
+      </w:r>
+      <w:r>
+        <w:t xml:space="preserve"> </w:t>
+      </w:r>
+      <w:r>
+        <w:rPr>
+          <w:i/>
+          <w:iCs/>
+        </w:rPr>
+        <w:t xml:space="preserve">OpenFEMA dataset:</w:t>
+      </w:r>
+      <w:r>
+        <w:rPr>
+          <w:i/>
+          <w:iCs/>
+        </w:rPr>
+        <w:t xml:space="preserve"> </w:t>
+      </w:r>
+      <w:r>
+        <w:rPr>
+          <w:i/>
+          <w:iCs/>
+        </w:rPr>
+        <w:t xml:space="preserve">FIMA</w:t>
+      </w:r>
+      <w:r>
+        <w:rPr>
+          <w:i/>
+          <w:iCs/>
+        </w:rPr>
+        <w:t xml:space="preserve"> </w:t>
+      </w:r>
+      <w:r>
+        <w:rPr>
+          <w:i/>
+          <w:iCs/>
+        </w:rPr>
+        <w:t xml:space="preserve">NFIP</w:t>
+      </w:r>
+      <w:r>
+        <w:rPr>
+          <w:i/>
+          <w:iCs/>
+        </w:rPr>
+        <w:t xml:space="preserve"> </w:t>
+      </w:r>
+      <w:r>
+        <w:rPr>
+          <w:i/>
+          <w:iCs/>
+        </w:rPr>
+        <w:t xml:space="preserve">redacted policies - v2</w:t>
       </w:r>
       <w:r>
         <w:t xml:space="preserve">.</w:t>
@@ -7832,36 +7944,36 @@
       <w:r>
         <w:t xml:space="preserve"> </w:t>
       </w:r>
-      <w:hyperlink r:id="rId132">
+      <w:hyperlink r:id="rId131">
         <w:r>
           <w:rPr>
             <w:rStyle w:val="Hyperlink"/>
           </w:rPr>
-          <w:t xml:space="preserve">https://www.fema.gov/openfema-data-page/fima-nfip-policies</w:t>
+          <w:t xml:space="preserve">https://www.fema.gov/openfema-data-page/fima-nfip-redacted-policies-v2</w:t>
         </w:r>
       </w:hyperlink>
       <w:r>
         <w:t xml:space="preserve">.</w:t>
       </w:r>
     </w:p>
-    <w:bookmarkEnd w:id="133"/>
-    <w:bookmarkStart w:id="135" w:name="ref-fema_openfema_housing_assistance"/>
+    <w:bookmarkEnd w:id="132"/>
+    <w:bookmarkStart w:id="134" w:name="ref-fema_openfema_housing_assistance"/>
     <w:p>
       <w:pPr>
         <w:pStyle w:val="Bibliography"/>
       </w:pPr>
       <w:r>
-        <w:t xml:space="preserve">Federal Emergency Management Agency. (2024e).</w:t>
-      </w:r>
-      <w:r>
-        <w:t xml:space="preserve"> </w:t>
-      </w:r>
-      <w:r>
-        <w:rPr>
-          <w:i/>
-          <w:iCs/>
-        </w:rPr>
-        <w:t xml:space="preserve">OpenFEMA dataset: Housing assistance owners</w:t>
+        <w:t xml:space="preserve">Federal Emergency Management Agency. (2025c).</w:t>
+      </w:r>
+      <w:r>
+        <w:t xml:space="preserve"> </w:t>
+      </w:r>
+      <w:r>
+        <w:rPr>
+          <w:i/>
+          <w:iCs/>
+        </w:rPr>
+        <w:t xml:space="preserve">OpenFEMA dataset: Housing assistance program data - owners - v2</w:t>
       </w:r>
       <w:r>
         <w:t xml:space="preserve">.</w:t>
@@ -7869,81 +7981,53 @@
       <w:r>
         <w:t xml:space="preserve"> </w:t>
       </w:r>
-      <w:hyperlink r:id="rId134">
+      <w:hyperlink r:id="rId133">
         <w:r>
           <w:rPr>
             <w:rStyle w:val="Hyperlink"/>
           </w:rPr>
-          <w:t xml:space="preserve">https://www.fema.gov/openfema-data-page/housing-assistance-owners</w:t>
+          <w:t xml:space="preserve">https://www.fema.gov/openfema-data-page/housing-assistance-program-data-owners-v2</w:t>
         </w:r>
       </w:hyperlink>
       <w:r>
         <w:t xml:space="preserve">.</w:t>
       </w:r>
     </w:p>
-    <w:bookmarkEnd w:id="135"/>
-    <w:bookmarkStart w:id="136" w:name="ref-fema2025"/>
+    <w:bookmarkEnd w:id="134"/>
+    <w:bookmarkStart w:id="136" w:name="ref-fema_flood_insurance"/>
     <w:p>
       <w:pPr>
         <w:pStyle w:val="Bibliography"/>
       </w:pPr>
       <w:r>
-        <w:t xml:space="preserve">Federal Emergency Management Agency. (2025).</w:t>
-      </w:r>
-      <w:r>
-        <w:t xml:space="preserve"> </w:t>
-      </w:r>
-      <w:r>
-        <w:rPr>
-          <w:i/>
-          <w:iCs/>
-        </w:rPr>
-        <w:t xml:space="preserve">OpenFEMA dataset:</w:t>
-      </w:r>
-      <w:r>
-        <w:rPr>
-          <w:i/>
-          <w:iCs/>
-        </w:rPr>
-        <w:t xml:space="preserve"> </w:t>
-      </w:r>
-      <w:r>
-        <w:rPr>
-          <w:i/>
-          <w:iCs/>
-        </w:rPr>
-        <w:t xml:space="preserve">FIMA</w:t>
-      </w:r>
-      <w:r>
-        <w:rPr>
-          <w:i/>
-          <w:iCs/>
-        </w:rPr>
-        <w:t xml:space="preserve"> </w:t>
-      </w:r>
-      <w:r>
-        <w:rPr>
-          <w:i/>
-          <w:iCs/>
-        </w:rPr>
-        <w:t xml:space="preserve">NFIP</w:t>
-      </w:r>
-      <w:r>
-        <w:rPr>
-          <w:i/>
-          <w:iCs/>
-        </w:rPr>
-        <w:t xml:space="preserve"> </w:t>
-      </w:r>
-      <w:r>
-        <w:rPr>
-          <w:i/>
-          <w:iCs/>
-        </w:rPr>
-        <w:t xml:space="preserve">redacted claims - v2</w:t>
-      </w:r>
-      <w:r>
-        <w:t xml:space="preserve">. https://www.fema.gov/openfema-data-page/fima-nfip-redacted-claims-v2.</w:t>
+        <w:t xml:space="preserve">Federal Emergency Management Agency. (2026).</w:t>
+      </w:r>
+      <w:r>
+        <w:t xml:space="preserve"> </w:t>
+      </w:r>
+      <w:r>
+        <w:rPr>
+          <w:i/>
+          <w:iCs/>
+        </w:rPr>
+        <w:t xml:space="preserve">Flood insurance</w:t>
+      </w:r>
+      <w:r>
+        <w:t xml:space="preserve">.</w:t>
+      </w:r>
+      <w:r>
+        <w:t xml:space="preserve"> </w:t>
+      </w:r>
+      <w:hyperlink r:id="rId135">
+        <w:r>
+          <w:rPr>
+            <w:rStyle w:val="Hyperlink"/>
+          </w:rPr>
+          <w:t xml:space="preserve">https://www.fema.gov/flood-insurance</w:t>
+        </w:r>
+      </w:hyperlink>
+      <w:r>
+        <w:t xml:space="preserve">.</w:t>
       </w:r>
     </w:p>
     <w:bookmarkEnd w:id="136"/>
@@ -7994,7 +8078,7 @@
       </w:hyperlink>
     </w:p>
     <w:bookmarkEnd w:id="138"/>
-    <w:bookmarkStart w:id="139" w:name="ref-fsf2023"/>
+    <w:bookmarkStart w:id="140" w:name="ref-fsf2023"/>
     <w:p>
       <w:pPr>
         <w:pStyle w:val="Bibliography"/>
@@ -8010,14 +8094,28 @@
           <w:i/>
           <w:iCs/>
         </w:rPr>
-        <w:t xml:space="preserve">Risk factor dataset v3: Property-level flood risk estimates for the united states</w:t>
-      </w:r>
-      <w:r>
-        <w:t xml:space="preserve">. https://firststreet.org/research-library/risk-factor-methodology.</w:t>
-      </w:r>
-    </w:p>
-    <w:bookmarkEnd w:id="139"/>
-    <w:bookmarkStart w:id="141" w:name="ref-fisher1996"/>
+        <w:t xml:space="preserve">Flood model methodology: Calculating property-level risk</w:t>
+      </w:r>
+      <w:r>
+        <w:t xml:space="preserve">.</w:t>
+      </w:r>
+      <w:r>
+        <w:t xml:space="preserve"> </w:t>
+      </w:r>
+      <w:hyperlink r:id="rId139">
+        <w:r>
+          <w:rPr>
+            <w:rStyle w:val="Hyperlink"/>
+          </w:rPr>
+          <w:t xml:space="preserve">https://help.firststreet.org/hc/en-us/articles/1500000359741-Flood-Model-Methodology-Calculating-property-level-risk</w:t>
+        </w:r>
+      </w:hyperlink>
+      <w:r>
+        <w:t xml:space="preserve">.</w:t>
+      </w:r>
+    </w:p>
+    <w:bookmarkEnd w:id="140"/>
+    <w:bookmarkStart w:id="142" w:name="ref-fisher1996"/>
     <w:p>
       <w:pPr>
         <w:pStyle w:val="Bibliography"/>
@@ -8054,7 +8152,7 @@
       <w:r>
         <w:t xml:space="preserve"> </w:t>
       </w:r>
-      <w:hyperlink r:id="rId140">
+      <w:hyperlink r:id="rId141">
         <w:r>
           <w:rPr>
             <w:rStyle w:val="Hyperlink"/>
@@ -8063,61 +8161,65 @@
         </w:r>
       </w:hyperlink>
     </w:p>
-    <w:bookmarkEnd w:id="141"/>
-    <w:bookmarkStart w:id="143" w:name="ref-flowerdew1994"/>
+    <w:bookmarkEnd w:id="142"/>
+    <w:bookmarkStart w:id="144" w:name="ref-flowerdew1994"/>
     <w:p>
       <w:pPr>
         <w:pStyle w:val="Bibliography"/>
       </w:pPr>
       <w:r>
-        <w:t xml:space="preserve">Flowerdew, R., &amp; Green, M. (1994). Are weights the solution to areal interpolation problems?</w:t>
-      </w:r>
-      <w:r>
-        <w:t xml:space="preserve"> </w:t>
-      </w:r>
-      <w:r>
-        <w:rPr>
-          <w:i/>
-          <w:iCs/>
-        </w:rPr>
-        <w:t xml:space="preserve">The Professional Geographer</w:t>
-      </w:r>
-      <w:r>
-        <w:t xml:space="preserve">,</w:t>
-      </w:r>
-      <w:r>
-        <w:t xml:space="preserve"> </w:t>
-      </w:r>
-      <w:r>
-        <w:rPr>
-          <w:i/>
-          <w:iCs/>
-        </w:rPr>
-        <w:t xml:space="preserve">46</w:t>
-      </w:r>
-      <w:r>
-        <w:t xml:space="preserve">(3), 272–280.</w:t>
-      </w:r>
-      <w:r>
-        <w:t xml:space="preserve"> </w:t>
-      </w:r>
-      <w:hyperlink r:id="rId142">
+        <w:t xml:space="preserve">Flowerdew, R., &amp; Green, M. (1994). Areal interpolation and types of data. In S. A. Fotheringham &amp; P. A. Rogerson (Eds.),</w:t>
+      </w:r>
+      <w:r>
+        <w:t xml:space="preserve"> </w:t>
+      </w:r>
+      <w:r>
+        <w:rPr>
+          <w:i/>
+          <w:iCs/>
+        </w:rPr>
+        <w:t xml:space="preserve">Spatial analysis and</w:t>
+      </w:r>
+      <w:r>
+        <w:rPr>
+          <w:i/>
+          <w:iCs/>
+        </w:rPr>
+        <w:t xml:space="preserve"> </w:t>
+      </w:r>
+      <w:r>
+        <w:rPr>
+          <w:i/>
+          <w:iCs/>
+        </w:rPr>
+        <w:t xml:space="preserve">GIS</w:t>
+      </w:r>
+      <w:r>
+        <w:t xml:space="preserve"> </w:t>
+      </w:r>
+      <w:r>
+        <w:t xml:space="preserve">(pp. 121–146). Taylor; Francis.</w:t>
+      </w:r>
+      <w:r>
+        <w:t xml:space="preserve"> </w:t>
+      </w:r>
+      <w:hyperlink r:id="rId143">
         <w:r>
           <w:rPr>
             <w:rStyle w:val="Hyperlink"/>
           </w:rPr>
-          <w:t xml:space="preserve">https://doi.org/10.1111/j.0033-0124.1994.00272.x</w:t>
+          <w:t xml:space="preserve">https://doi.org/10.4324/9780203221563_chapter_7</w:t>
         </w:r>
       </w:hyperlink>
     </w:p>
-    <w:bookmarkEnd w:id="143"/>
-    <w:bookmarkStart w:id="144" w:name="ref-fortini2001"/>
+    <w:bookmarkEnd w:id="144"/>
+    <w:bookmarkStart w:id="145" w:name="ref-fortini2001"/>
     <w:p>
       <w:pPr>
         <w:pStyle w:val="Bibliography"/>
       </w:pPr>
       <w:r>
-        <w:t xml:space="preserve">Fortini, M., Liseo, B., Scanu, M., &amp; Torelli, N. (2001). On bayesian record linkage.</w:t>
+        <w:t xml:space="preserve">Fortini, M., Liseo, B., Nuccitelli, A., &amp; Scanu, M. (2001). On bayesian record linkage.</w:t>
       </w:r>
       <w:r>
         <w:t xml:space="preserve"> </w:t>
@@ -8146,8 +8248,8 @@
         <w:t xml:space="preserve">(1), 185–198.</w:t>
       </w:r>
     </w:p>
-    <w:bookmarkEnd w:id="144"/>
-    <w:bookmarkStart w:id="146" w:name="ref-goodchild1993"/>
+    <w:bookmarkEnd w:id="145"/>
+    <w:bookmarkStart w:id="147" w:name="ref-goodchild1993"/>
     <w:p>
       <w:pPr>
         <w:pStyle w:val="Bibliography"/>
@@ -8184,7 +8286,7 @@
       <w:r>
         <w:t xml:space="preserve"> </w:t>
       </w:r>
-      <w:hyperlink r:id="rId145">
+      <w:hyperlink r:id="rId146">
         <w:r>
           <w:rPr>
             <w:rStyle w:val="Hyperlink"/>
@@ -8193,8 +8295,8 @@
         </w:r>
       </w:hyperlink>
     </w:p>
-    <w:bookmarkEnd w:id="146"/>
-    <w:bookmarkStart w:id="147" w:name="ref-goodchild1980"/>
+    <w:bookmarkEnd w:id="147"/>
+    <w:bookmarkStart w:id="148" w:name="ref-goodchild1980"/>
     <w:p>
       <w:pPr>
         <w:pStyle w:val="Bibliography"/>
@@ -8229,8 +8331,8 @@
         <w:t xml:space="preserve">, 297–312.</w:t>
       </w:r>
     </w:p>
-    <w:bookmarkEnd w:id="147"/>
-    <w:bookmarkStart w:id="148" w:name="ref-herzog2007"/>
+    <w:bookmarkEnd w:id="148"/>
+    <w:bookmarkStart w:id="149" w:name="ref-herzog2007"/>
     <w:p>
       <w:pPr>
         <w:pStyle w:val="Bibliography"/>
@@ -8252,8 +8354,8 @@
         <w:t xml:space="preserve">. Springer.</w:t>
       </w:r>
     </w:p>
-    <w:bookmarkEnd w:id="148"/>
-    <w:bookmarkStart w:id="149" w:name="ref-heuvelink1998"/>
+    <w:bookmarkEnd w:id="149"/>
+    <w:bookmarkStart w:id="150" w:name="ref-heuvelink1998"/>
     <w:p>
       <w:pPr>
         <w:pStyle w:val="Bibliography"/>
@@ -8275,8 +8377,8 @@
         <w:t xml:space="preserve">. Taylor; Francis.</w:t>
       </w:r>
     </w:p>
-    <w:bookmarkEnd w:id="149"/>
-    <w:bookmarkStart w:id="151" w:name="ref-highfield2013"/>
+    <w:bookmarkEnd w:id="150"/>
+    <w:bookmarkStart w:id="152" w:name="ref-highfield2013"/>
     <w:p>
       <w:pPr>
         <w:pStyle w:val="Bibliography"/>
@@ -8313,7 +8415,7 @@
       <w:r>
         <w:t xml:space="preserve"> </w:t>
       </w:r>
-      <w:hyperlink r:id="rId150">
+      <w:hyperlink r:id="rId151">
         <w:r>
           <w:rPr>
             <w:rStyle w:val="Hyperlink"/>
@@ -8322,8 +8424,8 @@
         </w:r>
       </w:hyperlink>
     </w:p>
-    <w:bookmarkEnd w:id="151"/>
-    <w:bookmarkStart w:id="153" w:name="ref-jaro1989"/>
+    <w:bookmarkEnd w:id="152"/>
+    <w:bookmarkStart w:id="154" w:name="ref-jaro1989"/>
     <w:p>
       <w:pPr>
         <w:pStyle w:val="Bibliography"/>
@@ -8360,7 +8462,7 @@
       <w:r>
         <w:t xml:space="preserve"> </w:t>
       </w:r>
-      <w:hyperlink r:id="rId152">
+      <w:hyperlink r:id="rId153">
         <w:r>
           <w:rPr>
             <w:rStyle w:val="Hyperlink"/>
@@ -8369,14 +8471,14 @@
         </w:r>
       </w:hyperlink>
     </w:p>
-    <w:bookmarkEnd w:id="153"/>
-    <w:bookmarkStart w:id="155" w:name="ref-kousky2015"/>
+    <w:bookmarkEnd w:id="154"/>
+    <w:bookmarkStart w:id="156" w:name="ref-kousky2015"/>
     <w:p>
       <w:pPr>
         <w:pStyle w:val="Bibliography"/>
       </w:pPr>
       <w:r>
-        <w:t xml:space="preserve">Kousky, C., &amp; Michel-Kerjan, E. (2015). Examining flood insurance claims in the united states: Six key findings.</w:t>
+        <w:t xml:space="preserve">Kousky, C., &amp; Michel-Kerjan, E. (2017). Examining flood insurance claims in the united states: Six key findings.</w:t>
       </w:r>
       <w:r>
         <w:t xml:space="preserve"> </w:t>
@@ -8399,15 +8501,15 @@
           <w:i/>
           <w:iCs/>
         </w:rPr>
-        <w:t xml:space="preserve">82</w:t>
-      </w:r>
-      <w:r>
-        <w:t xml:space="preserve">(4), 819–850.</w:t>
-      </w:r>
-      <w:r>
-        <w:t xml:space="preserve"> </w:t>
-      </w:r>
-      <w:hyperlink r:id="rId154">
+        <w:t xml:space="preserve">84</w:t>
+      </w:r>
+      <w:r>
+        <w:t xml:space="preserve">(3), 819–850.</w:t>
+      </w:r>
+      <w:r>
+        <w:t xml:space="preserve"> </w:t>
+      </w:r>
+      <w:hyperlink r:id="rId155">
         <w:r>
           <w:rPr>
             <w:rStyle w:val="Hyperlink"/>
@@ -8416,24 +8518,24 @@
         </w:r>
       </w:hyperlink>
     </w:p>
-    <w:bookmarkEnd w:id="155"/>
-    <w:bookmarkStart w:id="157" w:name="ref-kyriakidis2004"/>
+    <w:bookmarkEnd w:id="156"/>
+    <w:bookmarkStart w:id="158" w:name="ref-kyriakidis2004"/>
     <w:p>
       <w:pPr>
         <w:pStyle w:val="Bibliography"/>
       </w:pPr>
       <w:r>
-        <w:t xml:space="preserve">Kyriakidis, P. C. (2004). Areal interpolation and cokriging for areal-to-point spatial disaggregation.</w:t>
-      </w:r>
-      <w:r>
-        <w:t xml:space="preserve"> </w:t>
-      </w:r>
-      <w:r>
-        <w:rPr>
-          <w:i/>
-          <w:iCs/>
-        </w:rPr>
-        <w:t xml:space="preserve">International Journal of Geographical Information Science</w:t>
+        <w:t xml:space="preserve">Kyriakidis, P. C. (2004). A geostatistical framework for area-to-point spatial interpolation.</w:t>
+      </w:r>
+      <w:r>
+        <w:t xml:space="preserve"> </w:t>
+      </w:r>
+      <w:r>
+        <w:rPr>
+          <w:i/>
+          <w:iCs/>
+        </w:rPr>
+        <w:t xml:space="preserve">Geographical Analysis</w:t>
       </w:r>
       <w:r>
         <w:t xml:space="preserve">,</w:t>
@@ -8446,25 +8548,25 @@
           <w:i/>
           <w:iCs/>
         </w:rPr>
-        <w:t xml:space="preserve">18</w:t>
-      </w:r>
-      <w:r>
-        <w:t xml:space="preserve">(2), 149–164.</w:t>
-      </w:r>
-      <w:r>
-        <w:t xml:space="preserve"> </w:t>
-      </w:r>
-      <w:hyperlink r:id="rId156">
+        <w:t xml:space="preserve">36</w:t>
+      </w:r>
+      <w:r>
+        <w:t xml:space="preserve">(3), 259–289.</w:t>
+      </w:r>
+      <w:r>
+        <w:t xml:space="preserve"> </w:t>
+      </w:r>
+      <w:hyperlink r:id="rId157">
         <w:r>
           <w:rPr>
             <w:rStyle w:val="Hyperlink"/>
           </w:rPr>
-          <w:t xml:space="preserve">https://doi.org/10.1080/13658810310001629653</w:t>
+          <w:t xml:space="preserve">https://doi.org/10.1111/j.1538-4632.2004.tb01135.x</w:t>
         </w:r>
       </w:hyperlink>
     </w:p>
-    <w:bookmarkEnd w:id="157"/>
-    <w:bookmarkStart w:id="159" w:name="ref-langford1994"/>
+    <w:bookmarkEnd w:id="158"/>
+    <w:bookmarkStart w:id="160" w:name="ref-langford1994"/>
     <w:p>
       <w:pPr>
         <w:pStyle w:val="Bibliography"/>
@@ -8501,33 +8603,68 @@
       <w:r>
         <w:t xml:space="preserve"> </w:t>
       </w:r>
-      <w:hyperlink r:id="rId158">
+      <w:hyperlink r:id="rId159">
         <w:r>
           <w:rPr>
             <w:rStyle w:val="Hyperlink"/>
           </w:rPr>
-          <w:t xml:space="preserve">https://doi.org/10.1179/000870494787073718</w:t>
+          <w:t xml:space="preserve">https://doi.org/10.1179/caj.1994.31.1.21</w:t>
         </w:r>
       </w:hyperlink>
     </w:p>
-    <w:bookmarkEnd w:id="159"/>
-    <w:bookmarkStart w:id="161" w:name="ref-larsen2002"/>
+    <w:bookmarkEnd w:id="160"/>
+    <w:bookmarkStart w:id="161" w:name="ref-larsen2005"/>
     <w:p>
       <w:pPr>
         <w:pStyle w:val="Bibliography"/>
       </w:pPr>
       <w:r>
-        <w:t xml:space="preserve">Larsen, M. D. (2002). Record linkage using finite mixture models.</w:t>
-      </w:r>
-      <w:r>
-        <w:t xml:space="preserve"> </w:t>
-      </w:r>
-      <w:r>
-        <w:rPr>
-          <w:i/>
-          <w:iCs/>
-        </w:rPr>
-        <w:t xml:space="preserve">Statistics in Medicine</w:t>
+        <w:t xml:space="preserve">Larsen, M. D. (2005). Advances in record linkage theory: Hierarchical</w:t>
+      </w:r>
+      <w:r>
+        <w:t xml:space="preserve"> </w:t>
+      </w:r>
+      <w:r>
+        <w:t xml:space="preserve">Bayesian</w:t>
+      </w:r>
+      <w:r>
+        <w:t xml:space="preserve"> </w:t>
+      </w:r>
+      <w:r>
+        <w:t xml:space="preserve">record linkage theory.</w:t>
+      </w:r>
+      <w:r>
+        <w:t xml:space="preserve"> </w:t>
+      </w:r>
+      <w:r>
+        <w:rPr>
+          <w:i/>
+          <w:iCs/>
+        </w:rPr>
+        <w:t xml:space="preserve">Proceedings of the Survey Research Methods Section, American Statistical Association</w:t>
+      </w:r>
+      <w:r>
+        <w:t xml:space="preserve">, 3277–3284.</w:t>
+      </w:r>
+    </w:p>
+    <w:bookmarkEnd w:id="161"/>
+    <w:bookmarkStart w:id="163" w:name="ref-larsen2001"/>
+    <w:p>
+      <w:pPr>
+        <w:pStyle w:val="Bibliography"/>
+      </w:pPr>
+      <w:r>
+        <w:t xml:space="preserve">Larsen, M. D., &amp; Rubin, D. B. (2001). Iterative automated record linkage using mixture models.</w:t>
+      </w:r>
+      <w:r>
+        <w:t xml:space="preserve"> </w:t>
+      </w:r>
+      <w:r>
+        <w:rPr>
+          <w:i/>
+          <w:iCs/>
+        </w:rPr>
+        <w:t xml:space="preserve">Journal of the American Statistical Association</w:t>
       </w:r>
       <w:r>
         <w:t xml:space="preserve">,</w:t>
@@ -8540,53 +8677,30 @@
           <w:i/>
           <w:iCs/>
         </w:rPr>
-        <w:t xml:space="preserve">21</w:t>
-      </w:r>
-      <w:r>
-        <w:t xml:space="preserve">(2), 2173–2187.</w:t>
-      </w:r>
-      <w:r>
-        <w:t xml:space="preserve"> </w:t>
-      </w:r>
-      <w:hyperlink r:id="rId160">
+        <w:t xml:space="preserve">96</w:t>
+      </w:r>
+      <w:r>
+        <w:t xml:space="preserve">(453), 32–41.</w:t>
+      </w:r>
+      <w:r>
+        <w:t xml:space="preserve"> </w:t>
+      </w:r>
+      <w:hyperlink r:id="rId162">
         <w:r>
           <w:rPr>
             <w:rStyle w:val="Hyperlink"/>
           </w:rPr>
-          <w:t xml:space="preserve">https://doi.org/10.1002/sim.1207</w:t>
+          <w:t xml:space="preserve">https://doi.org/10.1198/016214501750332956</w:t>
         </w:r>
       </w:hyperlink>
     </w:p>
-    <w:bookmarkEnd w:id="161"/>
-    <w:bookmarkStart w:id="162" w:name="ref-larsen2005"/>
+    <w:bookmarkEnd w:id="163"/>
+    <w:bookmarkStart w:id="165" w:name="ref-linacre2022"/>
     <w:p>
       <w:pPr>
         <w:pStyle w:val="Bibliography"/>
       </w:pPr>
       <w:r>
-        <w:t xml:space="preserve">Larsen, M. D. (2005). Advances in record linkage methodology as applied to administrative data.</w:t>
-      </w:r>
-      <w:r>
-        <w:t xml:space="preserve"> </w:t>
-      </w:r>
-      <w:r>
-        <w:rPr>
-          <w:i/>
-          <w:iCs/>
-        </w:rPr>
-        <w:t xml:space="preserve">Proceedings of the Survey Research Methods Section, American Statistical Association</w:t>
-      </w:r>
-      <w:r>
-        <w:t xml:space="preserve">, 3277–3284.</w:t>
-      </w:r>
-    </w:p>
-    <w:bookmarkEnd w:id="162"/>
-    <w:bookmarkStart w:id="164" w:name="ref-linacre2022"/>
-    <w:p>
-      <w:pPr>
-        <w:pStyle w:val="Bibliography"/>
-      </w:pPr>
-      <w:r>
         <w:t xml:space="preserve">Linacre, R., Lindsay, S., Manassis, T., Slade, Z., Hepworth, T., Kennedy, R., &amp; Bond, A. (2022). Splink: Free software for probabilistic record linkage at scale.</w:t>
       </w:r>
       <w:r>
@@ -8618,7 +8732,7 @@
       <w:r>
         <w:t xml:space="preserve"> </w:t>
       </w:r>
-      <w:hyperlink r:id="rId163">
+      <w:hyperlink r:id="rId164">
         <w:r>
           <w:rPr>
             <w:rStyle w:val="Hyperlink"/>
@@ -8627,36 +8741,24 @@
         </w:r>
       </w:hyperlink>
     </w:p>
-    <w:bookmarkEnd w:id="164"/>
-    <w:bookmarkStart w:id="166" w:name="ref-mcgrath2019"/>
+    <w:bookmarkEnd w:id="165"/>
+    <w:bookmarkStart w:id="167" w:name="ref-mcgrath2019"/>
     <w:p>
       <w:pPr>
         <w:pStyle w:val="Bibliography"/>
       </w:pPr>
       <w:r>
-        <w:t xml:space="preserve">McGrath, H., Stephens, E., &amp; Schumann, G. (2019). Probabilistic depth-damage curves for</w:t>
-      </w:r>
-      <w:r>
-        <w:t xml:space="preserve"> </w:t>
-      </w:r>
-      <w:r>
-        <w:t xml:space="preserve">U.S.</w:t>
-      </w:r>
-      <w:r>
-        <w:t xml:space="preserve"> </w:t>
-      </w:r>
-      <w:r>
-        <w:t xml:space="preserve">buildings.</w:t>
-      </w:r>
-      <w:r>
-        <w:t xml:space="preserve"> </w:t>
-      </w:r>
-      <w:r>
-        <w:rPr>
-          <w:i/>
-          <w:iCs/>
-        </w:rPr>
-        <w:t xml:space="preserve">Water</w:t>
+        <w:t xml:space="preserve">McGrath, H., Abo El Ezz, A., &amp; Nastev, M. (2019). Probabilistic depth-damage curves for assessment of flood-induced building losses.</w:t>
+      </w:r>
+      <w:r>
+        <w:t xml:space="preserve"> </w:t>
+      </w:r>
+      <w:r>
+        <w:rPr>
+          <w:i/>
+          <w:iCs/>
+        </w:rPr>
+        <w:t xml:space="preserve">Natural Hazards</w:t>
       </w:r>
       <w:r>
         <w:t xml:space="preserve">,</w:t>
@@ -8669,25 +8771,25 @@
           <w:i/>
           <w:iCs/>
         </w:rPr>
-        <w:t xml:space="preserve">11</w:t>
-      </w:r>
-      <w:r>
-        <w:t xml:space="preserve">(5), 1035.</w:t>
-      </w:r>
-      <w:r>
-        <w:t xml:space="preserve"> </w:t>
-      </w:r>
-      <w:hyperlink r:id="rId165">
+        <w:t xml:space="preserve">97</w:t>
+      </w:r>
+      <w:r>
+        <w:t xml:space="preserve">(1), 1–14.</w:t>
+      </w:r>
+      <w:r>
+        <w:t xml:space="preserve"> </w:t>
+      </w:r>
+      <w:hyperlink r:id="rId166">
         <w:r>
           <w:rPr>
             <w:rStyle w:val="Hyperlink"/>
           </w:rPr>
-          <w:t xml:space="preserve">https://doi.org/10.3390/w11051035</w:t>
+          <w:t xml:space="preserve">https://doi.org/10.1007/s11069-019-03622-3</w:t>
         </w:r>
       </w:hyperlink>
     </w:p>
-    <w:bookmarkEnd w:id="166"/>
-    <w:bookmarkStart w:id="168" w:name="ref-mennis2006"/>
+    <w:bookmarkEnd w:id="167"/>
+    <w:bookmarkStart w:id="169" w:name="ref-mennis2006"/>
     <w:p>
       <w:pPr>
         <w:pStyle w:val="Bibliography"/>
@@ -8724,7 +8826,7 @@
       <w:r>
         <w:t xml:space="preserve"> </w:t>
       </w:r>
-      <w:hyperlink r:id="rId167">
+      <w:hyperlink r:id="rId168">
         <w:r>
           <w:rPr>
             <w:rStyle w:val="Hyperlink"/>
@@ -8733,8 +8835,8 @@
         </w:r>
       </w:hyperlink>
     </w:p>
-    <w:bookmarkEnd w:id="168"/>
-    <w:bookmarkStart w:id="170" w:name="ref-michelkerjan2010"/>
+    <w:bookmarkEnd w:id="169"/>
+    <w:bookmarkStart w:id="171" w:name="ref-michelkerjan2010"/>
     <w:p>
       <w:pPr>
         <w:pStyle w:val="Bibliography"/>
@@ -8771,7 +8873,7 @@
       <w:r>
         <w:t xml:space="preserve"> </w:t>
       </w:r>
-      <w:hyperlink r:id="rId169">
+      <w:hyperlink r:id="rId170">
         <w:r>
           <w:rPr>
             <w:rStyle w:val="Hyperlink"/>
@@ -8780,60 +8882,13 @@
         </w:r>
       </w:hyperlink>
     </w:p>
-    <w:bookmarkEnd w:id="170"/>
-    <w:bookmarkStart w:id="172" w:name="ref-michelkerjan2010b"/>
+    <w:bookmarkEnd w:id="171"/>
+    <w:bookmarkStart w:id="173" w:name="ref-microsoft2018"/>
     <w:p>
       <w:pPr>
         <w:pStyle w:val="Bibliography"/>
       </w:pPr>
       <w:r>
-        <w:t xml:space="preserve">Michel-Kerjan, E. O., &amp; Kousky, C. (2010). Come rain or shine: Evidence on flood-insurance purchases in florida.</w:t>
-      </w:r>
-      <w:r>
-        <w:t xml:space="preserve"> </w:t>
-      </w:r>
-      <w:r>
-        <w:rPr>
-          <w:i/>
-          <w:iCs/>
-        </w:rPr>
-        <w:t xml:space="preserve">Journal of Risk and Insurance</w:t>
-      </w:r>
-      <w:r>
-        <w:t xml:space="preserve">,</w:t>
-      </w:r>
-      <w:r>
-        <w:t xml:space="preserve"> </w:t>
-      </w:r>
-      <w:r>
-        <w:rPr>
-          <w:i/>
-          <w:iCs/>
-        </w:rPr>
-        <w:t xml:space="preserve">77</w:t>
-      </w:r>
-      <w:r>
-        <w:t xml:space="preserve">(2), 369–397.</w:t>
-      </w:r>
-      <w:r>
-        <w:t xml:space="preserve"> </w:t>
-      </w:r>
-      <w:hyperlink r:id="rId171">
-        <w:r>
-          <w:rPr>
-            <w:rStyle w:val="Hyperlink"/>
-          </w:rPr>
-          <w:t xml:space="preserve">https://doi.org/10.1111/j.1539-6975.2009.01345.x</w:t>
-        </w:r>
-      </w:hyperlink>
-    </w:p>
-    <w:bookmarkEnd w:id="172"/>
-    <w:bookmarkStart w:id="174" w:name="ref-microsoft2018"/>
-    <w:p>
-      <w:pPr>
-        <w:pStyle w:val="Bibliography"/>
-      </w:pPr>
-      <w:r>
         <w:t xml:space="preserve">Microsoft. (2018).</w:t>
       </w:r>
       <w:r>
@@ -8852,7 +8907,7 @@
       <w:r>
         <w:t xml:space="preserve"> </w:t>
       </w:r>
-      <w:hyperlink r:id="rId173">
+      <w:hyperlink r:id="rId172">
         <w:r>
           <w:rPr>
             <w:rStyle w:val="Hyperlink"/>
@@ -8864,59 +8919,36 @@
         <w:t xml:space="preserve">.</w:t>
       </w:r>
     </w:p>
+    <w:bookmarkEnd w:id="173"/>
+    <w:bookmarkStart w:id="174" w:name="ref-nednr2019"/>
+    <w:p>
+      <w:pPr>
+        <w:pStyle w:val="Bibliography"/>
+      </w:pPr>
+      <w:r>
+        <w:t xml:space="preserve">Nebraska Department of Natural Resources. (2019).</w:t>
+      </w:r>
+      <w:r>
+        <w:t xml:space="preserve"> </w:t>
+      </w:r>
+      <w:r>
+        <w:rPr>
+          <w:i/>
+          <w:iCs/>
+        </w:rPr>
+        <w:t xml:space="preserve">March 2019 flood inundation extent</w:t>
+      </w:r>
+      <w:r>
+        <w:t xml:space="preserve">. Unpublished geospatial data provided by the Nebraska Department of Natural Resources.</w:t>
+      </w:r>
+    </w:p>
     <w:bookmarkEnd w:id="174"/>
-    <w:bookmarkStart w:id="175" w:name="ref-nws2020"/>
+    <w:bookmarkStart w:id="176" w:name="ref-patil2024"/>
     <w:p>
       <w:pPr>
         <w:pStyle w:val="Bibliography"/>
       </w:pPr>
       <w:r>
-        <w:t xml:space="preserve">National Weather Service. (2020).</w:t>
-      </w:r>
-      <w:r>
-        <w:t xml:space="preserve"> </w:t>
-      </w:r>
-      <w:r>
-        <w:rPr>
-          <w:i/>
-          <w:iCs/>
-        </w:rPr>
-        <w:t xml:space="preserve">Summary of flood losses in the united states, 1903–2019</w:t>
-      </w:r>
-      <w:r>
-        <w:t xml:space="preserve">. https://www.nws.noaa.gov/hic/summaries/.</w:t>
-      </w:r>
-    </w:p>
-    <w:bookmarkEnd w:id="175"/>
-    <w:bookmarkStart w:id="176" w:name="ref-nednr2019"/>
-    <w:p>
-      <w:pPr>
-        <w:pStyle w:val="Bibliography"/>
-      </w:pPr>
-      <w:r>
-        <w:t xml:space="preserve">Nebraska Department of Natural Resources. (2019).</w:t>
-      </w:r>
-      <w:r>
-        <w:t xml:space="preserve"> </w:t>
-      </w:r>
-      <w:r>
-        <w:rPr>
-          <w:i/>
-          <w:iCs/>
-        </w:rPr>
-        <w:t xml:space="preserve">March 2019 flood inundation extent</w:t>
-      </w:r>
-      <w:r>
-        <w:t xml:space="preserve">. Data provided by Nebraska Department of Natural Resources.</w:t>
-      </w:r>
-    </w:p>
-    <w:bookmarkEnd w:id="176"/>
-    <w:bookmarkStart w:id="178" w:name="ref-patil2024"/>
-    <w:p>
-      <w:pPr>
-        <w:pStyle w:val="Bibliography"/>
-      </w:pPr>
-      <w:r>
         <w:t xml:space="preserve">Patil, S., Pflugradt, N., Weinand, J. M., Stolten, D., &amp; Kropp, J. P. (2024). A systematic review of spatial disaggregation methods for climate action planning.</w:t>
       </w:r>
       <w:r>
@@ -8948,7 +8980,7 @@
       <w:r>
         <w:t xml:space="preserve"> </w:t>
       </w:r>
-      <w:hyperlink r:id="rId177">
+      <w:hyperlink r:id="rId175">
         <w:r>
           <w:rPr>
             <w:rStyle w:val="Hyperlink"/>
@@ -8957,8 +8989,8 @@
         </w:r>
       </w:hyperlink>
     </w:p>
-    <w:bookmarkEnd w:id="178"/>
-    <w:bookmarkStart w:id="180" w:name="ref-sadinle2017"/>
+    <w:bookmarkEnd w:id="176"/>
+    <w:bookmarkStart w:id="178" w:name="ref-sadinle2017"/>
     <w:p>
       <w:pPr>
         <w:pStyle w:val="Bibliography"/>
@@ -8995,7 +9027,7 @@
       <w:r>
         <w:t xml:space="preserve"> </w:t>
       </w:r>
-      <w:hyperlink r:id="rId179">
+      <w:hyperlink r:id="rId177">
         <w:r>
           <w:rPr>
             <w:rStyle w:val="Hyperlink"/>
@@ -9004,23 +9036,14 @@
         </w:r>
       </w:hyperlink>
     </w:p>
-    <w:bookmarkEnd w:id="180"/>
-    <w:bookmarkStart w:id="182" w:name="ref-tancredi2011"/>
+    <w:bookmarkEnd w:id="178"/>
+    <w:bookmarkStart w:id="180" w:name="ref-tancredi2011"/>
     <w:p>
       <w:pPr>
         <w:pStyle w:val="Bibliography"/>
       </w:pPr>
       <w:r>
-        <w:t xml:space="preserve">Tancredi, A., &amp; Liseo, B. (2011). A hierarchical</w:t>
-      </w:r>
-      <w:r>
-        <w:t xml:space="preserve"> </w:t>
-      </w:r>
-      <w:r>
-        <w:t xml:space="preserve">B</w:t>
-      </w:r>
-      <w:r>
-        <w:t xml:space="preserve">ayesian approach to record linkage and population size problems.</w:t>
+        <w:t xml:space="preserve">Tancredi, A., &amp; Liseo, B. (2011). A hierarchical bayesian approach to record linkage and population size problems.</w:t>
       </w:r>
       <w:r>
         <w:t xml:space="preserve"> </w:t>
@@ -9051,17 +9074,17 @@
       <w:r>
         <w:t xml:space="preserve"> </w:t>
       </w:r>
-      <w:hyperlink r:id="rId181">
+      <w:hyperlink r:id="rId179">
         <w:r>
           <w:rPr>
             <w:rStyle w:val="Hyperlink"/>
           </w:rPr>
-          <w:t xml:space="preserve">https://doi.org/10.1214/11-AOAS464</w:t>
+          <w:t xml:space="preserve">https://doi.org/10.1214/10-AOAS447</w:t>
         </w:r>
       </w:hyperlink>
     </w:p>
-    <w:bookmarkEnd w:id="182"/>
-    <w:bookmarkStart w:id="184" w:name="ref-tobler1979"/>
+    <w:bookmarkEnd w:id="180"/>
+    <w:bookmarkStart w:id="182" w:name="ref-tobler1979"/>
     <w:p>
       <w:pPr>
         <w:pStyle w:val="Bibliography"/>
@@ -9093,12 +9116,12 @@
         <w:t xml:space="preserve">74</w:t>
       </w:r>
       <w:r>
-        <w:t xml:space="preserve">(367), 519–529.</w:t>
-      </w:r>
-      <w:r>
-        <w:t xml:space="preserve"> </w:t>
-      </w:r>
-      <w:hyperlink r:id="rId183">
+        <w:t xml:space="preserve">(367), 519–530.</w:t>
+      </w:r>
+      <w:r>
+        <w:t xml:space="preserve"> </w:t>
+      </w:r>
+      <w:hyperlink r:id="rId181">
         <w:r>
           <w:rPr>
             <w:rStyle w:val="Hyperlink"/>
@@ -9107,8 +9130,8 @@
         </w:r>
       </w:hyperlink>
     </w:p>
-    <w:bookmarkEnd w:id="184"/>
-    <w:bookmarkStart w:id="186" w:name="ref-census_acs_2019"/>
+    <w:bookmarkEnd w:id="182"/>
+    <w:bookmarkStart w:id="184" w:name="ref-census_acs_2019"/>
     <w:p>
       <w:pPr>
         <w:pStyle w:val="Bibliography"/>
@@ -9132,7 +9155,7 @@
       <w:r>
         <w:t xml:space="preserve"> </w:t>
       </w:r>
-      <w:hyperlink r:id="rId185">
+      <w:hyperlink r:id="rId183">
         <w:r>
           <w:rPr>
             <w:rStyle w:val="Hyperlink"/>
@@ -9144,24 +9167,145 @@
         <w:t xml:space="preserve">.</w:t>
       </w:r>
     </w:p>
+    <w:bookmarkEnd w:id="184"/>
+    <w:bookmarkStart w:id="186" w:name="ref-census_cbg_2020"/>
+    <w:p>
+      <w:pPr>
+        <w:pStyle w:val="Bibliography"/>
+      </w:pPr>
+      <w:r>
+        <w:t xml:space="preserve">U.S. Census Bureau. (2020).</w:t>
+      </w:r>
+      <w:r>
+        <w:t xml:space="preserve"> </w:t>
+      </w:r>
+      <w:r>
+        <w:rPr>
+          <w:i/>
+          <w:iCs/>
+        </w:rPr>
+        <w:t xml:space="preserve">2020</w:t>
+      </w:r>
+      <w:r>
+        <w:rPr>
+          <w:i/>
+          <w:iCs/>
+        </w:rPr>
+        <w:t xml:space="preserve"> </w:t>
+      </w:r>
+      <w:r>
+        <w:rPr>
+          <w:i/>
+          <w:iCs/>
+        </w:rPr>
+        <w:t xml:space="preserve">TIGER/Line</w:t>
+      </w:r>
+      <w:r>
+        <w:rPr>
+          <w:i/>
+          <w:iCs/>
+        </w:rPr>
+        <w:t xml:space="preserve"> </w:t>
+      </w:r>
+      <w:r>
+        <w:rPr>
+          <w:i/>
+          <w:iCs/>
+        </w:rPr>
+        <w:t xml:space="preserve">shapefile: Nebraska census block groups</w:t>
+      </w:r>
+      <w:r>
+        <w:t xml:space="preserve">.</w:t>
+      </w:r>
+      <w:r>
+        <w:t xml:space="preserve"> </w:t>
+      </w:r>
+      <w:hyperlink r:id="rId185">
+        <w:r>
+          <w:rPr>
+            <w:rStyle w:val="Hyperlink"/>
+          </w:rPr>
+          <w:t xml:space="preserve">https://www2.census.gov/geo/tiger/TIGER2020/BG/tl_2020_31_bg.zip</w:t>
+        </w:r>
+      </w:hyperlink>
+      <w:r>
+        <w:t xml:space="preserve">.</w:t>
+      </w:r>
+    </w:p>
     <w:bookmarkEnd w:id="186"/>
-    <w:bookmarkStart w:id="188" w:name="ref-census_cbg_2020"/>
+    <w:bookmarkStart w:id="188" w:name="ref-census_zcta_2022"/>
     <w:p>
       <w:pPr>
         <w:pStyle w:val="Bibliography"/>
       </w:pPr>
       <w:r>
-        <w:t xml:space="preserve">U.S. Census Bureau. (2020).</w:t>
-      </w:r>
-      <w:r>
-        <w:t xml:space="preserve"> </w:t>
-      </w:r>
-      <w:r>
-        <w:rPr>
-          <w:i/>
-          <w:iCs/>
-        </w:rPr>
-        <w:t xml:space="preserve">TIGER/line shapefiles: Census block groups</w:t>
+        <w:t xml:space="preserve">U.S. Census Bureau. (2022).</w:t>
+      </w:r>
+      <w:r>
+        <w:t xml:space="preserve"> </w:t>
+      </w:r>
+      <w:r>
+        <w:rPr>
+          <w:i/>
+          <w:iCs/>
+        </w:rPr>
+        <w:t xml:space="preserve">2022</w:t>
+      </w:r>
+      <w:r>
+        <w:rPr>
+          <w:i/>
+          <w:iCs/>
+        </w:rPr>
+        <w:t xml:space="preserve"> </w:t>
+      </w:r>
+      <w:r>
+        <w:rPr>
+          <w:i/>
+          <w:iCs/>
+        </w:rPr>
+        <w:t xml:space="preserve">TIGER/Line</w:t>
+      </w:r>
+      <w:r>
+        <w:rPr>
+          <w:i/>
+          <w:iCs/>
+        </w:rPr>
+        <w:t xml:space="preserve"> </w:t>
+      </w:r>
+      <w:r>
+        <w:rPr>
+          <w:i/>
+          <w:iCs/>
+        </w:rPr>
+        <w:t xml:space="preserve">shapefile:</w:t>
+      </w:r>
+      <w:r>
+        <w:rPr>
+          <w:i/>
+          <w:iCs/>
+        </w:rPr>
+        <w:t xml:space="preserve"> </w:t>
+      </w:r>
+      <w:r>
+        <w:rPr>
+          <w:i/>
+          <w:iCs/>
+        </w:rPr>
+        <w:t xml:space="preserve">ZIP</w:t>
+      </w:r>
+      <w:r>
+        <w:rPr>
+          <w:i/>
+          <w:iCs/>
+        </w:rPr>
+        <w:t xml:space="preserve"> </w:t>
+      </w:r>
+      <w:r>
+        <w:rPr>
+          <w:i/>
+          <w:iCs/>
+        </w:rPr>
+        <w:t xml:space="preserve">code tabulation areas</w:t>
       </w:r>
       <w:r>
         <w:t xml:space="preserve">.</w:t>
@@ -9174,7 +9318,7 @@
           <w:rPr>
             <w:rStyle w:val="Hyperlink"/>
           </w:rPr>
-          <w:t xml:space="preserve">https://www.census.gov/geographies/mapping-files/time-series/geo/tiger-line-file.html</w:t>
+          <w:t xml:space="preserve">https://www2.census.gov/geo/tiger/TIGER2022/ZCTA520/tl_2022_us_zcta520.zip</w:t>
         </w:r>
       </w:hyperlink>
       <w:r>
@@ -9182,23 +9326,23 @@
       </w:r>
     </w:p>
     <w:bookmarkEnd w:id="188"/>
-    <w:bookmarkStart w:id="189" w:name="ref-census_zcta_2022"/>
+    <w:bookmarkStart w:id="190" w:name="ref-usgs_3dep"/>
     <w:p>
       <w:pPr>
         <w:pStyle w:val="Bibliography"/>
       </w:pPr>
       <w:r>
-        <w:t xml:space="preserve">U.S. Census Bureau. (2022).</w:t>
-      </w:r>
-      <w:r>
-        <w:t xml:space="preserve"> </w:t>
-      </w:r>
-      <w:r>
-        <w:rPr>
-          <w:i/>
-          <w:iCs/>
-        </w:rPr>
-        <w:t xml:space="preserve">TIGER/line shapefiles: ZIP code tabulation areas (ZCTA)</w:t>
+        <w:t xml:space="preserve">U.S. Geological Survey. (2024).</w:t>
+      </w:r>
+      <w:r>
+        <w:t xml:space="preserve"> </w:t>
+      </w:r>
+      <w:r>
+        <w:rPr>
+          <w:i/>
+          <w:iCs/>
+        </w:rPr>
+        <w:t xml:space="preserve">3D elevation program (3DEP) 10-meter DEM</w:t>
       </w:r>
       <w:r>
         <w:t xml:space="preserve">.</w:t>
@@ -9206,44 +9350,7 @@
       <w:r>
         <w:t xml:space="preserve"> </w:t>
       </w:r>
-      <w:hyperlink r:id="rId187">
-        <w:r>
-          <w:rPr>
-            <w:rStyle w:val="Hyperlink"/>
-          </w:rPr>
-          <w:t xml:space="preserve">https://www.census.gov/geographies/mapping-files/time-series/geo/tiger-line-file.html</w:t>
-        </w:r>
-      </w:hyperlink>
-      <w:r>
-        <w:t xml:space="preserve">.</w:t>
-      </w:r>
-    </w:p>
-    <w:bookmarkEnd w:id="189"/>
-    <w:bookmarkStart w:id="191" w:name="ref-usgs_3dep"/>
-    <w:p>
-      <w:pPr>
-        <w:pStyle w:val="Bibliography"/>
-      </w:pPr>
-      <w:r>
-        <w:t xml:space="preserve">U.S. Geological Survey. (2024).</w:t>
-      </w:r>
-      <w:r>
-        <w:t xml:space="preserve"> </w:t>
-      </w:r>
-      <w:r>
-        <w:rPr>
-          <w:i/>
-          <w:iCs/>
-        </w:rPr>
-        <w:t xml:space="preserve">3D elevation program (3DEP) 10-meter DEM</w:t>
-      </w:r>
-      <w:r>
-        <w:t xml:space="preserve">.</w:t>
-      </w:r>
-      <w:r>
-        <w:t xml:space="preserve"> </w:t>
-      </w:r>
-      <w:hyperlink r:id="rId190">
+      <w:hyperlink r:id="rId189">
         <w:r>
           <w:rPr>
             <w:rStyle w:val="Hyperlink"/>
@@ -9255,8 +9362,8 @@
         <w:t xml:space="preserve">.</w:t>
       </w:r>
     </w:p>
-    <w:bookmarkEnd w:id="191"/>
-    <w:bookmarkStart w:id="193" w:name="ref-wagner2022"/>
+    <w:bookmarkEnd w:id="190"/>
+    <w:bookmarkStart w:id="192" w:name="ref-wagner2022"/>
     <w:p>
       <w:pPr>
         <w:pStyle w:val="Bibliography"/>
@@ -9293,7 +9400,7 @@
       <w:r>
         <w:t xml:space="preserve"> </w:t>
       </w:r>
-      <w:hyperlink r:id="rId192">
+      <w:hyperlink r:id="rId191">
         <w:r>
           <w:rPr>
             <w:rStyle w:val="Hyperlink"/>
@@ -9302,14 +9409,14 @@
         </w:r>
       </w:hyperlink>
     </w:p>
-    <w:bookmarkEnd w:id="193"/>
-    <w:bookmarkStart w:id="195" w:name="ref-wing2018"/>
+    <w:bookmarkEnd w:id="192"/>
+    <w:bookmarkStart w:id="194" w:name="ref-wing2018"/>
     <w:p>
       <w:pPr>
         <w:pStyle w:val="Bibliography"/>
       </w:pPr>
       <w:r>
-        <w:t xml:space="preserve">Wing, O. E. J., Bates, P. D., Smith, A. M., Johnson, K. A., &amp; Sampson, C. C. (2018). Estimates of present and future flood risk in the conterminous united states.</w:t>
+        <w:t xml:space="preserve">Wing, O. E. J., Bates, P. D., Smith, A. M., Sampson, C. C., Johnson, K. A., Fargione, J., &amp; Morefield, P. (2018). Estimates of present and future flood risk in the conterminous united states.</w:t>
       </w:r>
       <w:r>
         <w:t xml:space="preserve"> </w:t>
@@ -9340,7 +9447,7 @@
       <w:r>
         <w:t xml:space="preserve"> </w:t>
       </w:r>
-      <w:hyperlink r:id="rId194">
+      <w:hyperlink r:id="rId193">
         <w:r>
           <w:rPr>
             <w:rStyle w:val="Hyperlink"/>
@@ -9349,8 +9456,8 @@
         </w:r>
       </w:hyperlink>
     </w:p>
-    <w:bookmarkEnd w:id="195"/>
-    <w:bookmarkStart w:id="197" w:name="ref-wing2020"/>
+    <w:bookmarkEnd w:id="194"/>
+    <w:bookmarkStart w:id="196" w:name="ref-wing2020"/>
     <w:p>
       <w:pPr>
         <w:pStyle w:val="Bibliography"/>
@@ -9399,7 +9506,7 @@
       <w:r>
         <w:t xml:space="preserve"> </w:t>
       </w:r>
-      <w:hyperlink r:id="rId196">
+      <w:hyperlink r:id="rId195">
         <w:r>
           <w:rPr>
             <w:rStyle w:val="Hyperlink"/>
@@ -9408,26 +9515,49 @@
         </w:r>
       </w:hyperlink>
     </w:p>
+    <w:bookmarkEnd w:id="196"/>
+    <w:bookmarkStart w:id="197" w:name="ref-winkler1988"/>
+    <w:p>
+      <w:pPr>
+        <w:pStyle w:val="Bibliography"/>
+      </w:pPr>
+      <w:r>
+        <w:t xml:space="preserve">Winkler, W. E. (1988). Using the</w:t>
+      </w:r>
+      <w:r>
+        <w:t xml:space="preserve"> </w:t>
+      </w:r>
+      <w:r>
+        <w:t xml:space="preserve">EM</w:t>
+      </w:r>
+      <w:r>
+        <w:t xml:space="preserve"> </w:t>
+      </w:r>
+      <w:r>
+        <w:t xml:space="preserve">algorithm for weight computation in the fellegi-sunter model of record linkage.</w:t>
+      </w:r>
+      <w:r>
+        <w:t xml:space="preserve"> </w:t>
+      </w:r>
+      <w:r>
+        <w:rPr>
+          <w:i/>
+          <w:iCs/>
+        </w:rPr>
+        <w:t xml:space="preserve">Proceedings of the Section on Survey Research Methods, American Statistical Association</w:t>
+      </w:r>
+      <w:r>
+        <w:t xml:space="preserve">, 667–671.</w:t>
+      </w:r>
+    </w:p>
     <w:bookmarkEnd w:id="197"/>
-    <w:bookmarkStart w:id="198" w:name="ref-winkler1988"/>
+    <w:bookmarkStart w:id="198" w:name="ref-winkler2000"/>
     <w:p>
       <w:pPr>
         <w:pStyle w:val="Bibliography"/>
       </w:pPr>
       <w:r>
-        <w:t xml:space="preserve">Winkler, W. E. (1988). Using the</w:t>
-      </w:r>
-      <w:r>
-        <w:t xml:space="preserve"> </w:t>
-      </w:r>
-      <w:r>
-        <w:t xml:space="preserve">EM</w:t>
-      </w:r>
-      <w:r>
-        <w:t xml:space="preserve"> </w:t>
-      </w:r>
-      <w:r>
-        <w:t xml:space="preserve">algorithm for weight computation in the fellegi-sunter model of record linkage.</w:t>
+        <w:t xml:space="preserve">Winkler, W. E. (2000). Machine learning, information retrieval, and record linkage.</w:t>
       </w:r>
       <w:r>
         <w:t xml:space="preserve"> </w:t>
@@ -9440,43 +9570,17 @@
         <w:t xml:space="preserve">Proceedings of the Section on Survey Research Methods, American Statistical Association</w:t>
       </w:r>
       <w:r>
-        <w:t xml:space="preserve">, 667–671.</w:t>
+        <w:t xml:space="preserve">, 20–29.</w:t>
       </w:r>
     </w:p>
     <w:bookmarkEnd w:id="198"/>
-    <w:bookmarkStart w:id="199" w:name="ref-winkler2000"/>
+    <w:bookmarkStart w:id="200" w:name="ref-wright1936"/>
     <w:p>
       <w:pPr>
         <w:pStyle w:val="Bibliography"/>
       </w:pPr>
       <w:r>
-        <w:t xml:space="preserve">Winkler, W. E. (2000).</w:t>
-      </w:r>
-      <w:r>
-        <w:t xml:space="preserve"> </w:t>
-      </w:r>
-      <w:r>
-        <w:rPr>
-          <w:i/>
-          <w:iCs/>
-        </w:rPr>
-        <w:t xml:space="preserve">Machine learning, information retrieval, and record linkage</w:t>
-      </w:r>
-      <w:r>
-        <w:t xml:space="preserve"> </w:t>
-      </w:r>
-      <w:r>
-        <w:t xml:space="preserve">(RR2000/05). U.S. Census Bureau.</w:t>
-      </w:r>
-    </w:p>
-    <w:bookmarkEnd w:id="199"/>
-    <w:bookmarkStart w:id="201" w:name="ref-wright1936"/>
-    <w:p>
-      <w:pPr>
-        <w:pStyle w:val="Bibliography"/>
-      </w:pPr>
-      <w:r>
-        <w:t xml:space="preserve">Wright, J. K. (1936). A method of mapping densities of population.</w:t>
+        <w:t xml:space="preserve">Wright, J. K. (1936). A method of mapping densities of population: With cape cod as an example.</w:t>
       </w:r>
       <w:r>
         <w:t xml:space="preserve"> </w:t>
@@ -9507,17 +9611,17 @@
       <w:r>
         <w:t xml:space="preserve"> </w:t>
       </w:r>
-      <w:hyperlink r:id="rId200">
+      <w:hyperlink r:id="rId199">
         <w:r>
           <w:rPr>
             <w:rStyle w:val="Hyperlink"/>
           </w:rPr>
-          <w:t xml:space="preserve">https://doi.org/10.2307/209784</w:t>
+          <w:t xml:space="preserve">https://www.jstor.org/stable/209784</w:t>
         </w:r>
       </w:hyperlink>
     </w:p>
-    <w:bookmarkEnd w:id="201"/>
-    <w:bookmarkStart w:id="203" w:name="ref-wu2005"/>
+    <w:bookmarkEnd w:id="200"/>
+    <w:bookmarkStart w:id="202" w:name="ref-wu2005"/>
     <w:p>
       <w:pPr>
         <w:pStyle w:val="Bibliography"/>
@@ -9554,17 +9658,17 @@
       <w:r>
         <w:t xml:space="preserve"> </w:t>
       </w:r>
-      <w:hyperlink r:id="rId202">
+      <w:hyperlink r:id="rId201">
         <w:r>
           <w:rPr>
             <w:rStyle w:val="Hyperlink"/>
           </w:rPr>
-          <w:t xml:space="preserve">https://doi.org/10.1016/j.compenvurbsys.2005.01.001</w:t>
+          <w:t xml:space="preserve">https://doi.org/10.1016/j.compenvurbsys.2005.01.006</w:t>
         </w:r>
       </w:hyperlink>
     </w:p>
-    <w:bookmarkEnd w:id="203"/>
-    <w:bookmarkStart w:id="205" w:name="ref-yuan1997"/>
+    <w:bookmarkEnd w:id="202"/>
+    <w:bookmarkStart w:id="204" w:name="ref-yuan1997"/>
     <w:p>
       <w:pPr>
         <w:pStyle w:val="Bibliography"/>
@@ -9608,12 +9712,12 @@
         <w:t xml:space="preserve">21</w:t>
       </w:r>
       <w:r>
-        <w:t xml:space="preserve">(3), 245–258.</w:t>
-      </w:r>
-      <w:r>
-        <w:t xml:space="preserve"> </w:t>
-      </w:r>
-      <w:hyperlink r:id="rId204">
+        <w:t xml:space="preserve">(3–4), 245–258.</w:t>
+      </w:r>
+      <w:r>
+        <w:t xml:space="preserve"> </w:t>
+      </w:r>
+      <w:hyperlink r:id="rId203">
         <w:r>
           <w:rPr>
             <w:rStyle w:val="Hyperlink"/>
@@ -9622,23 +9726,14 @@
         </w:r>
       </w:hyperlink>
     </w:p>
-    <w:bookmarkEnd w:id="205"/>
-    <w:bookmarkStart w:id="207" w:name="ref-zahran2010"/>
+    <w:bookmarkEnd w:id="204"/>
+    <w:bookmarkStart w:id="206" w:name="ref-zahran2010"/>
     <w:p>
       <w:pPr>
         <w:pStyle w:val="Bibliography"/>
       </w:pPr>
       <w:r>
-        <w:t xml:space="preserve">Zahran, S., Brody, S. D., Highfield, W. E., &amp; Vedlitz, A. (2010). Non-linear incentives, plan design, and flood mitigation: The case of</w:t>
-      </w:r>
-      <w:r>
-        <w:t xml:space="preserve"> </w:t>
-      </w:r>
-      <w:r>
-        <w:t xml:space="preserve">FEMA</w:t>
-      </w:r>
-      <w:r>
-        <w:t xml:space="preserve">’s community rating system.</w:t>
+        <w:t xml:space="preserve">Zahran, S., Brody, S. D., Highfield, W. E., &amp; Vedlitz, A. (2010). Non-linear incentives, plan design, and flood mitigation: The case of the federal emergency management agency’s community rating system.</w:t>
       </w:r>
       <w:r>
         <w:t xml:space="preserve"> </w:t>
@@ -9669,23 +9764,23 @@
       <w:r>
         <w:t xml:space="preserve"> </w:t>
       </w:r>
-      <w:hyperlink r:id="rId206">
+      <w:hyperlink r:id="rId205">
         <w:r>
           <w:rPr>
             <w:rStyle w:val="Hyperlink"/>
           </w:rPr>
-          <w:t xml:space="preserve">https://doi.org/10.1080/09640560903550317</w:t>
+          <w:t xml:space="preserve">https://doi.org/10.1080/09640560903529410</w:t>
         </w:r>
       </w:hyperlink>
     </w:p>
-    <w:bookmarkEnd w:id="207"/>
-    <w:bookmarkStart w:id="209" w:name="ref-zhang2018"/>
+    <w:bookmarkEnd w:id="206"/>
+    <w:bookmarkStart w:id="208" w:name="ref-zhang2018"/>
     <w:p>
       <w:pPr>
         <w:pStyle w:val="Bibliography"/>
       </w:pPr>
       <w:r>
-        <w:t xml:space="preserve">Zhang, F., Chen, Y., &amp; Yang, J. (2018). Analysis of the influence of rainfall spatial uncertainty on hydrological simulations using the bootstrap method.</w:t>
+        <w:t xml:space="preserve">Zhang, A., Shi, H., Li, T., &amp; Fu, X. (2018). Analysis of the influence of rainfall spatial uncertainty on hydrological simulations using the bootstrap method.</w:t>
       </w:r>
       <w:r>
         <w:t xml:space="preserve"> </w:t>
@@ -9716,7 +9811,7 @@
       <w:r>
         <w:t xml:space="preserve"> </w:t>
       </w:r>
-      <w:hyperlink r:id="rId208">
+      <w:hyperlink r:id="rId207">
         <w:r>
           <w:rPr>
             <w:rStyle w:val="Hyperlink"/>
@@ -9725,10 +9820,10 @@
         </w:r>
       </w:hyperlink>
     </w:p>
+    <w:bookmarkEnd w:id="208"/>
     <w:bookmarkEnd w:id="209"/>
     <w:bookmarkEnd w:id="210"/>
-    <w:bookmarkEnd w:id="211"/>
-    <w:bookmarkStart w:id="212" w:name="appendix-a.-likelihood-score-formulation"/>
+    <w:bookmarkStart w:id="211" w:name="appendix-a.-likelihood-score-formulation"/>
     <w:p>
       <w:pPr>
         <w:pStyle w:val="Heading1"/>
@@ -10198,7 +10293,7 @@
         <w:t xml:space="preserve">values are interpreted as relative evidence indices for claim association rather than formal probabilities.</w:t>
       </w:r>
     </w:p>
-    <w:bookmarkEnd w:id="212"/>
+    <w:bookmarkEnd w:id="211"/>
     <w:sectPr>
       <w:footnotePr>
         <w:numRestart w:val="eachSect"/>
